--- a/data/revised_2026-10_full/outputs/v2/Maths/SS2.3_Area_of_Part_of_a_Circle/Mathematics_Area_of_Part_of_a_Circle_CBE_LessonSequence.docx
+++ b/data/revised_2026-10_full/outputs/v2/Maths/SS2.3_Area_of_Part_of_a_Circle/Mathematics_Area_of_Part_of_a_Circle_CBE_LessonSequence.docx
@@ -2778,7 +2778,7 @@
         </w:rPr>
         <w:t xml:space="preserve">© 2026 SeaVuria and ARES. This work is licensed under a </w:t>
       </w:r>
-      <w:hyperlink w:history="1" r:id="rIdveux_kjovguecgz4foqdm">
+      <w:hyperlink w:history="1" r:id="rIdfzw1bktxt3nvrxx5cjvjm">
         <w:r>
           <w:rPr>
             <w:rFonts w:ascii="Arial" w:cs="Arial" w:eastAsia="Arial" w:hAnsi="Arial"/>
@@ -2798,7 +2798,7 @@
         </w:rPr>
         <w:t xml:space="preserve"> (</w:t>
       </w:r>
-      <w:hyperlink w:history="1" r:id="rIdivzlcwkn1ehxt0x0qczcz">
+      <w:hyperlink w:history="1" r:id="rIdkuqu3tpihvyffwroht7sb">
         <w:r>
           <w:rPr>
             <w:rFonts w:ascii="Arial" w:cs="Arial" w:eastAsia="Arial" w:hAnsi="Arial"/>
@@ -2818,7 +2818,7 @@
         </w:rPr>
         <w:t xml:space="preserve">). To view a copy of this license, visit </w:t>
       </w:r>
-      <w:hyperlink w:history="1" r:id="rIdruvddke4szrsfzx45q0hb">
+      <w:hyperlink w:history="1" r:id="rIdmxe10fdfke4grqj_c5jjt">
         <w:r>
           <w:rPr>
             <w:rFonts w:ascii="Arial" w:cs="Arial" w:eastAsia="Arial" w:hAnsi="Arial"/>
@@ -3857,7 +3857,7 @@
             <w:pPr>
               <w:spacing w:after="20" w:before="0"/>
             </w:pPr>
-            <w:hyperlink w:history="1" r:id="rIdyomtmv916tqqn7k67ha8j">
+            <w:hyperlink w:history="1" r:id="rId0d2506kxxhiirzaold8c2">
               <w:r>
                 <w:rPr>
                   <w:rFonts w:ascii="Arial" w:cs="Arial" w:eastAsia="Arial" w:hAnsi="Arial"/>
@@ -3890,7 +3890,7 @@
               <w:spacing w:after="10" w:before="0"/>
               <w:ind w:left="120"/>
             </w:pPr>
-            <w:hyperlink w:history="1" r:id="rIdlskodupi0oavdbfxilyk6">
+            <w:hyperlink w:history="1" r:id="rIdojue9cgydp1b2ixxtmkzi">
               <w:r>
                 <w:rPr>
                   <w:rFonts w:ascii="Arial" w:cs="Arial" w:eastAsia="Arial" w:hAnsi="Arial"/>
@@ -3935,7 +3935,7 @@
             <w:pPr>
               <w:spacing w:after="20" w:before="0"/>
             </w:pPr>
-            <w:hyperlink w:history="1" r:id="rIdatt74fcwnvow7uk62eohx">
+            <w:hyperlink w:history="1" r:id="rId6ryne59ciglzwneinxs7h">
               <w:r>
                 <w:rPr>
                   <w:rFonts w:ascii="Arial" w:cs="Arial" w:eastAsia="Arial" w:hAnsi="Arial"/>
@@ -3968,7 +3968,7 @@
               <w:spacing w:after="10" w:before="0"/>
               <w:ind w:left="120"/>
             </w:pPr>
-            <w:hyperlink w:history="1" r:id="rIdbkm1gzwfut4p10kz1gkov">
+            <w:hyperlink w:history="1" r:id="rIdfu31jfdyau5cnwshshgog">
               <w:r>
                 <w:rPr>
                   <w:rFonts w:ascii="Arial" w:cs="Arial" w:eastAsia="Arial" w:hAnsi="Arial"/>
@@ -4168,7 +4168,7 @@
             <w:pPr>
               <w:spacing w:after="20" w:before="0"/>
             </w:pPr>
-            <w:hyperlink w:history="1" r:id="rIdw9dk67ygqgs_2jj7xehtc">
+            <w:hyperlink w:history="1" r:id="rId-ff2jr5yfi0faygvkz1ix">
               <w:r>
                 <w:rPr>
                   <w:rFonts w:ascii="Arial" w:cs="Arial" w:eastAsia="Arial" w:hAnsi="Arial"/>
@@ -4201,7 +4201,7 @@
               <w:spacing w:after="10" w:before="0"/>
               <w:ind w:left="120"/>
             </w:pPr>
-            <w:hyperlink w:history="1" r:id="rIdukevrs4yllzpvsmslfapo">
+            <w:hyperlink w:history="1" r:id="rIdbhqnsus10k5okzxo1_ff0">
               <w:r>
                 <w:rPr>
                   <w:rFonts w:ascii="Arial" w:cs="Arial" w:eastAsia="Arial" w:hAnsi="Arial"/>
@@ -4246,7 +4246,7 @@
             <w:pPr>
               <w:spacing w:after="20" w:before="0"/>
             </w:pPr>
-            <w:hyperlink w:history="1" r:id="rIdrajw7k5jlykj4pepknjhm">
+            <w:hyperlink w:history="1" r:id="rIdndwt2dvlr_xcmkbgzrey-">
               <w:r>
                 <w:rPr>
                   <w:rFonts w:ascii="Arial" w:cs="Arial" w:eastAsia="Arial" w:hAnsi="Arial"/>
@@ -4279,7 +4279,7 @@
               <w:spacing w:after="10" w:before="0"/>
               <w:ind w:left="120"/>
             </w:pPr>
-            <w:hyperlink w:history="1" r:id="rIdilpjbj_ikkuwi_y7gvlyz">
+            <w:hyperlink w:history="1" r:id="rIdcx8glfr4cgcet5qz_xbos">
               <w:r>
                 <w:rPr>
                   <w:rFonts w:ascii="Arial" w:cs="Arial" w:eastAsia="Arial" w:hAnsi="Arial"/>
@@ -4479,7 +4479,7 @@
             <w:pPr>
               <w:spacing w:after="20" w:before="0"/>
             </w:pPr>
-            <w:hyperlink w:history="1" r:id="rIda49yifmvbzs-wfktvyhop">
+            <w:hyperlink w:history="1" r:id="rIdhu52amwhrjenvvwltnxdf">
               <w:r>
                 <w:rPr>
                   <w:rFonts w:ascii="Arial" w:cs="Arial" w:eastAsia="Arial" w:hAnsi="Arial"/>
@@ -4512,7 +4512,7 @@
               <w:spacing w:after="10" w:before="0"/>
               <w:ind w:left="120"/>
             </w:pPr>
-            <w:hyperlink w:history="1" r:id="rIdonuq0dmhxunfa7widprpy">
+            <w:hyperlink w:history="1" r:id="rIdobzirsa0ox6bvvmyhtw5h">
               <w:r>
                 <w:rPr>
                   <w:rFonts w:ascii="Arial" w:cs="Arial" w:eastAsia="Arial" w:hAnsi="Arial"/>
@@ -4557,7 +4557,7 @@
             <w:pPr>
               <w:spacing w:after="20" w:before="0"/>
             </w:pPr>
-            <w:hyperlink w:history="1" r:id="rId-dy17etolglhjnhqi3tnk">
+            <w:hyperlink w:history="1" r:id="rId3b47naixhtlpmjs_yol_m">
               <w:r>
                 <w:rPr>
                   <w:rFonts w:ascii="Arial" w:cs="Arial" w:eastAsia="Arial" w:hAnsi="Arial"/>
@@ -4590,7 +4590,7 @@
               <w:spacing w:after="10" w:before="0"/>
               <w:ind w:left="120"/>
             </w:pPr>
-            <w:hyperlink w:history="1" r:id="rIdfpuo6dvkzulmlftzjqebk">
+            <w:hyperlink w:history="1" r:id="rIdr7zaphbqfvau7mhkmt0mi">
               <w:r>
                 <w:rPr>
                   <w:rFonts w:ascii="Arial" w:cs="Arial" w:eastAsia="Arial" w:hAnsi="Arial"/>
@@ -4790,7 +4790,7 @@
             <w:pPr>
               <w:spacing w:after="20" w:before="0"/>
             </w:pPr>
-            <w:hyperlink w:history="1" r:id="rIdds0dxjkhcyaovjol5cto-">
+            <w:hyperlink w:history="1" r:id="rIdr8yr98gze9uk_0vvfltbz">
               <w:r>
                 <w:rPr>
                   <w:rFonts w:ascii="Arial" w:cs="Arial" w:eastAsia="Arial" w:hAnsi="Arial"/>
@@ -4823,7 +4823,7 @@
               <w:spacing w:after="10" w:before="0"/>
               <w:ind w:left="120"/>
             </w:pPr>
-            <w:hyperlink w:history="1" r:id="rId7og3e5zdmp_3d_bop4p7c">
+            <w:hyperlink w:history="1" r:id="rIdtokh-kw39xrwykbcsvtyo">
               <w:r>
                 <w:rPr>
                   <w:rFonts w:ascii="Arial" w:cs="Arial" w:eastAsia="Arial" w:hAnsi="Arial"/>
@@ -4868,7 +4868,7 @@
             <w:pPr>
               <w:spacing w:after="20" w:before="0"/>
             </w:pPr>
-            <w:hyperlink w:history="1" r:id="rId4vmy5ltxw2fe-l_57yj4p">
+            <w:hyperlink w:history="1" r:id="rIdu0pckuewglmiytd1l9bas">
               <w:r>
                 <w:rPr>
                   <w:rFonts w:ascii="Arial" w:cs="Arial" w:eastAsia="Arial" w:hAnsi="Arial"/>
@@ -4901,7 +4901,7 @@
               <w:spacing w:after="10" w:before="0"/>
               <w:ind w:left="120"/>
             </w:pPr>
-            <w:hyperlink w:history="1" r:id="rIducejvf8rudhd5lazsf9qb">
+            <w:hyperlink w:history="1" r:id="rId_loogmyidafxajfypkavr">
               <w:r>
                 <w:rPr>
                   <w:rFonts w:ascii="Arial" w:cs="Arial" w:eastAsia="Arial" w:hAnsi="Arial"/>
@@ -5101,7 +5101,7 @@
             <w:pPr>
               <w:spacing w:after="20" w:before="0"/>
             </w:pPr>
-            <w:hyperlink w:history="1" r:id="rIdttryz668rnmjrghe4atxv">
+            <w:hyperlink w:history="1" r:id="rIdvisbmja65a_lpi_tusyyc">
               <w:r>
                 <w:rPr>
                   <w:rFonts w:ascii="Arial" w:cs="Arial" w:eastAsia="Arial" w:hAnsi="Arial"/>
@@ -5150,7 +5150,7 @@
               <w:spacing w:after="10" w:before="0"/>
               <w:ind w:left="120"/>
             </w:pPr>
-            <w:hyperlink w:history="1" r:id="rIdzzqbfzcapw_-pdfsg5l2w">
+            <w:hyperlink w:history="1" r:id="rIdqyyu37rstnjvnsphxtd4s">
               <w:r>
                 <w:rPr>
                   <w:rFonts w:ascii="Arial" w:cs="Arial" w:eastAsia="Arial" w:hAnsi="Arial"/>
@@ -5195,7 +5195,7 @@
             <w:pPr>
               <w:spacing w:after="20" w:before="0"/>
             </w:pPr>
-            <w:hyperlink w:history="1" r:id="rIdpiufqvazy2zhzsjgfunuj">
+            <w:hyperlink w:history="1" r:id="rIddjqqzpuusv9rdmppugcdq">
               <w:r>
                 <w:rPr>
                   <w:rFonts w:ascii="Arial" w:cs="Arial" w:eastAsia="Arial" w:hAnsi="Arial"/>
@@ -5244,7 +5244,7 @@
               <w:spacing w:after="10" w:before="0"/>
               <w:ind w:left="120"/>
             </w:pPr>
-            <w:hyperlink w:history="1" r:id="rIdyw5_ahxuizxrydqpyn8w4">
+            <w:hyperlink w:history="1" r:id="rIdho3mqcqhqrgr8h26ttykd">
               <w:r>
                 <w:rPr>
                   <w:rFonts w:ascii="Arial" w:cs="Arial" w:eastAsia="Arial" w:hAnsi="Arial"/>
@@ -5769,7 +5769,7 @@
         </w:rPr>
         <w:t xml:space="preserve">© 2026 SeaVuria and ARES. Aligned with KICD objectives. Developed by SeaVuria; technical implementation by ARES (with AI assistance from Claude). Licensed under </w:t>
       </w:r>
-      <w:hyperlink w:history="1" r:id="rId7lmdmle2xbywvvn-mk-qu">
+      <w:hyperlink w:history="1" r:id="rId5ikq88uhfg8wofbp235tx">
         <w:r>
           <w:rPr>
             <w:rFonts w:ascii="Arial" w:cs="Arial" w:eastAsia="Arial" w:hAnsi="Arial"/>
@@ -5790,7 +5790,7 @@
         </w:rPr>
         <w:t xml:space="preserve"> (</w:t>
       </w:r>
-      <w:hyperlink w:history="1" r:id="rIdeihmm7w1jxcqaaln0iioo">
+      <w:hyperlink w:history="1" r:id="rIdsxbxwamzhzuapubq14l7c">
         <w:r>
           <w:rPr>
             <w:rFonts w:ascii="Arial" w:cs="Arial" w:eastAsia="Arial" w:hAnsi="Arial"/>
@@ -6830,7 +6830,7 @@
             <w:pPr>
               <w:spacing w:after="20" w:before="0"/>
             </w:pPr>
-            <w:hyperlink w:history="1" r:id="rIdu8junitjhqicnxnbam2qt">
+            <w:hyperlink w:history="1" r:id="rIdqa-zegqdxx2hdydfgcecg">
               <w:r>
                 <w:rPr>
                   <w:rFonts w:ascii="Arial" w:cs="Arial" w:eastAsia="Arial" w:hAnsi="Arial"/>
@@ -6863,7 +6863,7 @@
               <w:spacing w:after="10" w:before="0"/>
               <w:ind w:left="120"/>
             </w:pPr>
-            <w:hyperlink w:history="1" r:id="rIdgtb3torvpjzzcqgz-rvvk">
+            <w:hyperlink w:history="1" r:id="rId7bxnvgndjxz-7j2rurw77">
               <w:r>
                 <w:rPr>
                   <w:rFonts w:ascii="Arial" w:cs="Arial" w:eastAsia="Arial" w:hAnsi="Arial"/>
@@ -6908,7 +6908,7 @@
             <w:pPr>
               <w:spacing w:after="20" w:before="0"/>
             </w:pPr>
-            <w:hyperlink w:history="1" r:id="rIdqbr6of5e0q6-nffofjlxx">
+            <w:hyperlink w:history="1" r:id="rIdu4dezdeuucjsntyrgxsju">
               <w:r>
                 <w:rPr>
                   <w:rFonts w:ascii="Arial" w:cs="Arial" w:eastAsia="Arial" w:hAnsi="Arial"/>
@@ -6941,7 +6941,7 @@
               <w:spacing w:after="10" w:before="0"/>
               <w:ind w:left="120"/>
             </w:pPr>
-            <w:hyperlink w:history="1" r:id="rIdzzg-5u6vm7zbnsa1gcszj">
+            <w:hyperlink w:history="1" r:id="rId5_nhc7il-v41ewyrladnt">
               <w:r>
                 <w:rPr>
                   <w:rFonts w:ascii="Arial" w:cs="Arial" w:eastAsia="Arial" w:hAnsi="Arial"/>
@@ -7141,7 +7141,7 @@
             <w:pPr>
               <w:spacing w:after="20" w:before="0"/>
             </w:pPr>
-            <w:hyperlink w:history="1" r:id="rIdf9gp5lhqswofcs4u-kgtf">
+            <w:hyperlink w:history="1" r:id="rIdy3hxs_iq0nx1ghpakphqy">
               <w:r>
                 <w:rPr>
                   <w:rFonts w:ascii="Arial" w:cs="Arial" w:eastAsia="Arial" w:hAnsi="Arial"/>
@@ -7174,7 +7174,7 @@
               <w:spacing w:after="10" w:before="0"/>
               <w:ind w:left="120"/>
             </w:pPr>
-            <w:hyperlink w:history="1" r:id="rIdsobmhwcjgaj7sol-2liid">
+            <w:hyperlink w:history="1" r:id="rIdgvzbc2lc3bprl3uket3qn">
               <w:r>
                 <w:rPr>
                   <w:rFonts w:ascii="Arial" w:cs="Arial" w:eastAsia="Arial" w:hAnsi="Arial"/>
@@ -7219,7 +7219,7 @@
             <w:pPr>
               <w:spacing w:after="20" w:before="0"/>
             </w:pPr>
-            <w:hyperlink w:history="1" r:id="rIdedv3ivyvaiqazyqvbtu3x">
+            <w:hyperlink w:history="1" r:id="rId1gfa_fn2atcz38fid9kfx">
               <w:r>
                 <w:rPr>
                   <w:rFonts w:ascii="Arial" w:cs="Arial" w:eastAsia="Arial" w:hAnsi="Arial"/>
@@ -7252,7 +7252,7 @@
               <w:spacing w:after="10" w:before="0"/>
               <w:ind w:left="120"/>
             </w:pPr>
-            <w:hyperlink w:history="1" r:id="rIdamlf0wh4t4zxingbe268o">
+            <w:hyperlink w:history="1" r:id="rIdojjwvoxkijhqvxsjpxvhd">
               <w:r>
                 <w:rPr>
                   <w:rFonts w:ascii="Arial" w:cs="Arial" w:eastAsia="Arial" w:hAnsi="Arial"/>
@@ -7452,7 +7452,7 @@
             <w:pPr>
               <w:spacing w:after="20" w:before="0"/>
             </w:pPr>
-            <w:hyperlink w:history="1" r:id="rIds7trtb7upsncodyxsas5s">
+            <w:hyperlink w:history="1" r:id="rIdjhg85g9inluiwhrl6jsze">
               <w:r>
                 <w:rPr>
                   <w:rFonts w:ascii="Arial" w:cs="Arial" w:eastAsia="Arial" w:hAnsi="Arial"/>
@@ -7501,7 +7501,7 @@
               <w:spacing w:after="10" w:before="0"/>
               <w:ind w:left="120"/>
             </w:pPr>
-            <w:hyperlink w:history="1" r:id="rIdqfokttvhsjv69iuqbh0we">
+            <w:hyperlink w:history="1" r:id="rIdnwjuslv4m677ehklcyh_8">
               <w:r>
                 <w:rPr>
                   <w:rFonts w:ascii="Arial" w:cs="Arial" w:eastAsia="Arial" w:hAnsi="Arial"/>
@@ -7546,7 +7546,7 @@
             <w:pPr>
               <w:spacing w:after="20" w:before="0"/>
             </w:pPr>
-            <w:hyperlink w:history="1" r:id="rId4mpmpoxocpwdqskhyuiyx">
+            <w:hyperlink w:history="1" r:id="rIdim3-uhfw593scs_0naxis">
               <w:r>
                 <w:rPr>
                   <w:rFonts w:ascii="Arial" w:cs="Arial" w:eastAsia="Arial" w:hAnsi="Arial"/>
@@ -7595,7 +7595,7 @@
               <w:spacing w:after="10" w:before="0"/>
               <w:ind w:left="120"/>
             </w:pPr>
-            <w:hyperlink w:history="1" r:id="rIdvgwmlmg2hovga7k43zoqv">
+            <w:hyperlink w:history="1" r:id="rIdcispdzjdt-llhhbeodw0x">
               <w:r>
                 <w:rPr>
                   <w:rFonts w:ascii="Arial" w:cs="Arial" w:eastAsia="Arial" w:hAnsi="Arial"/>
@@ -7795,7 +7795,7 @@
             <w:pPr>
               <w:spacing w:after="20" w:before="0"/>
             </w:pPr>
-            <w:hyperlink w:history="1" r:id="rIdoczzfm06ja-q5cijatrag">
+            <w:hyperlink w:history="1" r:id="rIddiflavrwtcnjc-7yujfq2">
               <w:r>
                 <w:rPr>
                   <w:rFonts w:ascii="Arial" w:cs="Arial" w:eastAsia="Arial" w:hAnsi="Arial"/>
@@ -7844,7 +7844,7 @@
               <w:spacing w:after="10" w:before="0"/>
               <w:ind w:left="120"/>
             </w:pPr>
-            <w:hyperlink w:history="1" r:id="rIdl8jh6r6its0owv8iwoihc">
+            <w:hyperlink w:history="1" r:id="rIdhgzpigr-ucig4a1yqcxaq">
               <w:r>
                 <w:rPr>
                   <w:rFonts w:ascii="Arial" w:cs="Arial" w:eastAsia="Arial" w:hAnsi="Arial"/>
@@ -7889,7 +7889,7 @@
             <w:pPr>
               <w:spacing w:after="20" w:before="0"/>
             </w:pPr>
-            <w:hyperlink w:history="1" r:id="rIdmjwhhakz7pn4bw7bdshbz">
+            <w:hyperlink w:history="1" r:id="rId6mg66xcerli8cvvbz3s8o">
               <w:r>
                 <w:rPr>
                   <w:rFonts w:ascii="Arial" w:cs="Arial" w:eastAsia="Arial" w:hAnsi="Arial"/>
@@ -7938,7 +7938,7 @@
               <w:spacing w:after="10" w:before="0"/>
               <w:ind w:left="120"/>
             </w:pPr>
-            <w:hyperlink w:history="1" r:id="rIdmjpzpobk-h0e2ookzhtsq">
+            <w:hyperlink w:history="1" r:id="rId4h1jykvr2evdmscr-1hv2">
               <w:r>
                 <w:rPr>
                   <w:rFonts w:ascii="Arial" w:cs="Arial" w:eastAsia="Arial" w:hAnsi="Arial"/>
@@ -8138,7 +8138,7 @@
             <w:pPr>
               <w:spacing w:after="20" w:before="0"/>
             </w:pPr>
-            <w:hyperlink w:history="1" r:id="rIda0-qmyjnlv51uw2mchhn6">
+            <w:hyperlink w:history="1" r:id="rIdkk2u-rcot2d_izlvbfbj6">
               <w:r>
                 <w:rPr>
                   <w:rFonts w:ascii="Arial" w:cs="Arial" w:eastAsia="Arial" w:hAnsi="Arial"/>
@@ -8187,7 +8187,7 @@
               <w:spacing w:after="10" w:before="0"/>
               <w:ind w:left="120"/>
             </w:pPr>
-            <w:hyperlink w:history="1" r:id="rIdzcugurxgen7h6v-nymf9x">
+            <w:hyperlink w:history="1" r:id="rIdhv5eggkdg8rdulrkaencj">
               <w:r>
                 <w:rPr>
                   <w:rFonts w:ascii="Arial" w:cs="Arial" w:eastAsia="Arial" w:hAnsi="Arial"/>
@@ -8232,7 +8232,7 @@
             <w:pPr>
               <w:spacing w:after="20" w:before="0"/>
             </w:pPr>
-            <w:hyperlink w:history="1" r:id="rIdzxl1doijq7viq3hzj3xos">
+            <w:hyperlink w:history="1" r:id="rIddewx_oxpffpnab0ragna2">
               <w:r>
                 <w:rPr>
                   <w:rFonts w:ascii="Arial" w:cs="Arial" w:eastAsia="Arial" w:hAnsi="Arial"/>
@@ -8281,7 +8281,7 @@
               <w:spacing w:after="10" w:before="0"/>
               <w:ind w:left="120"/>
             </w:pPr>
-            <w:hyperlink w:history="1" r:id="rIde3jd7qdawmviwzynp_pfl">
+            <w:hyperlink w:history="1" r:id="rId2xgdfrgwr3o-oqmhpletj">
               <w:r>
                 <w:rPr>
                   <w:rFonts w:ascii="Arial" w:cs="Arial" w:eastAsia="Arial" w:hAnsi="Arial"/>
@@ -8806,7 +8806,7 @@
         </w:rPr>
         <w:t xml:space="preserve">© 2026 SeaVuria and ARES. Aligned with KICD objectives. Developed by SeaVuria; technical implementation by ARES (with AI assistance from Claude). Licensed under </w:t>
       </w:r>
-      <w:hyperlink w:history="1" r:id="rIdugbmz3qh00r3asyxvwdtt">
+      <w:hyperlink w:history="1" r:id="rIdk6-dhlezhyelghrod-jcp">
         <w:r>
           <w:rPr>
             <w:rFonts w:ascii="Arial" w:cs="Arial" w:eastAsia="Arial" w:hAnsi="Arial"/>
@@ -8827,7 +8827,7 @@
         </w:rPr>
         <w:t xml:space="preserve"> (</w:t>
       </w:r>
-      <w:hyperlink w:history="1" r:id="rId7p3qc4jggcmslhneigswt">
+      <w:hyperlink w:history="1" r:id="rIdk3shvizd56ph6ywcwutia">
         <w:r>
           <w:rPr>
             <w:rFonts w:ascii="Arial" w:cs="Arial" w:eastAsia="Arial" w:hAnsi="Arial"/>
@@ -9867,7 +9867,7 @@
             <w:pPr>
               <w:spacing w:after="20" w:before="0"/>
             </w:pPr>
-            <w:hyperlink w:history="1" r:id="rIdwcd0icx4opwhnvdaxvlng">
+            <w:hyperlink w:history="1" r:id="rId14lv4mdw4f3sxn8fcaiqq">
               <w:r>
                 <w:rPr>
                   <w:rFonts w:ascii="Arial" w:cs="Arial" w:eastAsia="Arial" w:hAnsi="Arial"/>
@@ -9900,7 +9900,7 @@
               <w:spacing w:after="10" w:before="0"/>
               <w:ind w:left="120"/>
             </w:pPr>
-            <w:hyperlink w:history="1" r:id="rId69urv5kdk9di1eribsmuf">
+            <w:hyperlink w:history="1" r:id="rId-n-_va7lfa3-tnpzfpq-_">
               <w:r>
                 <w:rPr>
                   <w:rFonts w:ascii="Arial" w:cs="Arial" w:eastAsia="Arial" w:hAnsi="Arial"/>
@@ -9945,7 +9945,7 @@
             <w:pPr>
               <w:spacing w:after="20" w:before="0"/>
             </w:pPr>
-            <w:hyperlink w:history="1" r:id="rIdjeiu__yc2etkzg4_jtcqy">
+            <w:hyperlink w:history="1" r:id="rIda7zrvz-sz0grqvxf3klds">
               <w:r>
                 <w:rPr>
                   <w:rFonts w:ascii="Arial" w:cs="Arial" w:eastAsia="Arial" w:hAnsi="Arial"/>
@@ -9978,7 +9978,7 @@
               <w:spacing w:after="10" w:before="0"/>
               <w:ind w:left="120"/>
             </w:pPr>
-            <w:hyperlink w:history="1" r:id="rIduw2tkyzm9ajstbjk1t34k">
+            <w:hyperlink w:history="1" r:id="rIdzphobi15yl4fo03gglbwv">
               <w:r>
                 <w:rPr>
                   <w:rFonts w:ascii="Arial" w:cs="Arial" w:eastAsia="Arial" w:hAnsi="Arial"/>
@@ -10178,7 +10178,7 @@
             <w:pPr>
               <w:spacing w:after="20" w:before="0"/>
             </w:pPr>
-            <w:hyperlink w:history="1" r:id="rIdy3tft3sawlpc3x0-zgygx">
+            <w:hyperlink w:history="1" r:id="rIdp_jlmwkfphdz8weuztdyp">
               <w:r>
                 <w:rPr>
                   <w:rFonts w:ascii="Arial" w:cs="Arial" w:eastAsia="Arial" w:hAnsi="Arial"/>
@@ -10211,7 +10211,7 @@
               <w:spacing w:after="10" w:before="0"/>
               <w:ind w:left="120"/>
             </w:pPr>
-            <w:hyperlink w:history="1" r:id="rId6-o1pnj7gpbw0wi97k7ct">
+            <w:hyperlink w:history="1" r:id="rIddzgkoipmabr44jidqvqfh">
               <w:r>
                 <w:rPr>
                   <w:rFonts w:ascii="Arial" w:cs="Arial" w:eastAsia="Arial" w:hAnsi="Arial"/>
@@ -10256,7 +10256,7 @@
             <w:pPr>
               <w:spacing w:after="20" w:before="0"/>
             </w:pPr>
-            <w:hyperlink w:history="1" r:id="rId4pkxyvh6ndcofmcbdq77u">
+            <w:hyperlink w:history="1" r:id="rIdbt_szxpm7awxanwfqhfkl">
               <w:r>
                 <w:rPr>
                   <w:rFonts w:ascii="Arial" w:cs="Arial" w:eastAsia="Arial" w:hAnsi="Arial"/>
@@ -10289,7 +10289,7 @@
               <w:spacing w:after="10" w:before="0"/>
               <w:ind w:left="120"/>
             </w:pPr>
-            <w:hyperlink w:history="1" r:id="rIditektlcrshnh6q4dpjkou">
+            <w:hyperlink w:history="1" r:id="rId_9ekvinll36mqvnxezkpl">
               <w:r>
                 <w:rPr>
                   <w:rFonts w:ascii="Arial" w:cs="Arial" w:eastAsia="Arial" w:hAnsi="Arial"/>
@@ -10489,7 +10489,7 @@
             <w:pPr>
               <w:spacing w:after="20" w:before="0"/>
             </w:pPr>
-            <w:hyperlink w:history="1" r:id="rIdobu5f032_yijcn0tixkem">
+            <w:hyperlink w:history="1" r:id="rIdmu1glzxlxfqehl0xrsfcq">
               <w:r>
                 <w:rPr>
                   <w:rFonts w:ascii="Arial" w:cs="Arial" w:eastAsia="Arial" w:hAnsi="Arial"/>
@@ -10538,7 +10538,7 @@
               <w:spacing w:after="10" w:before="0"/>
               <w:ind w:left="120"/>
             </w:pPr>
-            <w:hyperlink w:history="1" r:id="rIdbs-cbxoaalwygmwg5af8q">
+            <w:hyperlink w:history="1" r:id="rIdzrylwoutys8zq0a4q-7r-">
               <w:r>
                 <w:rPr>
                   <w:rFonts w:ascii="Arial" w:cs="Arial" w:eastAsia="Arial" w:hAnsi="Arial"/>
@@ -10583,7 +10583,7 @@
             <w:pPr>
               <w:spacing w:after="20" w:before="0"/>
             </w:pPr>
-            <w:hyperlink w:history="1" r:id="rIdlyrvgjdzruzq6_nmhqmgh">
+            <w:hyperlink w:history="1" r:id="rIdvsolxqw7aprrohswpk0oj">
               <w:r>
                 <w:rPr>
                   <w:rFonts w:ascii="Arial" w:cs="Arial" w:eastAsia="Arial" w:hAnsi="Arial"/>
@@ -10632,7 +10632,7 @@
               <w:spacing w:after="10" w:before="0"/>
               <w:ind w:left="120"/>
             </w:pPr>
-            <w:hyperlink w:history="1" r:id="rIdxjiryjphf7dzoeqwaysrs">
+            <w:hyperlink w:history="1" r:id="rIdkmcd47kka37xzzhbymp28">
               <w:r>
                 <w:rPr>
                   <w:rFonts w:ascii="Arial" w:cs="Arial" w:eastAsia="Arial" w:hAnsi="Arial"/>
@@ -10832,7 +10832,7 @@
             <w:pPr>
               <w:spacing w:after="20" w:before="0"/>
             </w:pPr>
-            <w:hyperlink w:history="1" r:id="rIdtmdj7euqayuazzonjpweq">
+            <w:hyperlink w:history="1" r:id="rIddwogbnxzd8ptbhfjhxvhw">
               <w:r>
                 <w:rPr>
                   <w:rFonts w:ascii="Arial" w:cs="Arial" w:eastAsia="Arial" w:hAnsi="Arial"/>
@@ -10881,7 +10881,7 @@
               <w:spacing w:after="10" w:before="0"/>
               <w:ind w:left="120"/>
             </w:pPr>
-            <w:hyperlink w:history="1" r:id="rIdi8nhdl35-aedltdrssr4e">
+            <w:hyperlink w:history="1" r:id="rIdgndtfyf73ms3vdqe31z6p">
               <w:r>
                 <w:rPr>
                   <w:rFonts w:ascii="Arial" w:cs="Arial" w:eastAsia="Arial" w:hAnsi="Arial"/>
@@ -10926,7 +10926,7 @@
             <w:pPr>
               <w:spacing w:after="20" w:before="0"/>
             </w:pPr>
-            <w:hyperlink w:history="1" r:id="rIdczu0h2f1qr5q-3dgitavk">
+            <w:hyperlink w:history="1" r:id="rIdmjasap07cxq2jb72kd1qx">
               <w:r>
                 <w:rPr>
                   <w:rFonts w:ascii="Arial" w:cs="Arial" w:eastAsia="Arial" w:hAnsi="Arial"/>
@@ -10975,7 +10975,7 @@
               <w:spacing w:after="10" w:before="0"/>
               <w:ind w:left="120"/>
             </w:pPr>
-            <w:hyperlink w:history="1" r:id="rId_nj3odusnjxut1sqdkxou">
+            <w:hyperlink w:history="1" r:id="rIdaqwyib8pdeivpcjn8cxdb">
               <w:r>
                 <w:rPr>
                   <w:rFonts w:ascii="Arial" w:cs="Arial" w:eastAsia="Arial" w:hAnsi="Arial"/>
@@ -11175,7 +11175,7 @@
             <w:pPr>
               <w:spacing w:after="20" w:before="0"/>
             </w:pPr>
-            <w:hyperlink w:history="1" r:id="rIdykftqavdlza_8rthsmzht">
+            <w:hyperlink w:history="1" r:id="rIdr95kjzsrgxid9aqelsi1f">
               <w:r>
                 <w:rPr>
                   <w:rFonts w:ascii="Arial" w:cs="Arial" w:eastAsia="Arial" w:hAnsi="Arial"/>
@@ -11224,7 +11224,7 @@
               <w:spacing w:after="10" w:before="0"/>
               <w:ind w:left="120"/>
             </w:pPr>
-            <w:hyperlink w:history="1" r:id="rIdpldcem5q37akye0ijjxiv">
+            <w:hyperlink w:history="1" r:id="rIdyuscjlnv2bilvu2guxdg4">
               <w:r>
                 <w:rPr>
                   <w:rFonts w:ascii="Arial" w:cs="Arial" w:eastAsia="Arial" w:hAnsi="Arial"/>
@@ -11269,7 +11269,7 @@
             <w:pPr>
               <w:spacing w:after="20" w:before="0"/>
             </w:pPr>
-            <w:hyperlink w:history="1" r:id="rIdtqyhmehtytualcncfjwkz">
+            <w:hyperlink w:history="1" r:id="rIdwustbo_rpc8wehci1opom">
               <w:r>
                 <w:rPr>
                   <w:rFonts w:ascii="Arial" w:cs="Arial" w:eastAsia="Arial" w:hAnsi="Arial"/>
@@ -11318,7 +11318,7 @@
               <w:spacing w:after="10" w:before="0"/>
               <w:ind w:left="120"/>
             </w:pPr>
-            <w:hyperlink w:history="1" r:id="rIdcxnbafskfqqfxr9bcpf2h">
+            <w:hyperlink w:history="1" r:id="rIdchg64ayruzf6nb_wxlrcg">
               <w:r>
                 <w:rPr>
                   <w:rFonts w:ascii="Arial" w:cs="Arial" w:eastAsia="Arial" w:hAnsi="Arial"/>
@@ -11843,7 +11843,7 @@
         </w:rPr>
         <w:t xml:space="preserve">© 2026 SeaVuria and ARES. Aligned with KICD objectives. Developed by SeaVuria; technical implementation by ARES (with AI assistance from Claude). Licensed under </w:t>
       </w:r>
-      <w:hyperlink w:history="1" r:id="rIdmmswwnxrlrvbauwleo9n5">
+      <w:hyperlink w:history="1" r:id="rIdhppa4z_1n6jbinbvfjsgv">
         <w:r>
           <w:rPr>
             <w:rFonts w:ascii="Arial" w:cs="Arial" w:eastAsia="Arial" w:hAnsi="Arial"/>
@@ -11864,7 +11864,7 @@
         </w:rPr>
         <w:t xml:space="preserve"> (</w:t>
       </w:r>
-      <w:hyperlink w:history="1" r:id="rIdqne87atmc6_fphupdjmxb">
+      <w:hyperlink w:history="1" r:id="rIdy-xffpoisuitaf9e5vq13">
         <w:r>
           <w:rPr>
             <w:rFonts w:ascii="Arial" w:cs="Arial" w:eastAsia="Arial" w:hAnsi="Arial"/>
@@ -12904,7 +12904,7 @@
             <w:pPr>
               <w:spacing w:after="20" w:before="0"/>
             </w:pPr>
-            <w:hyperlink w:history="1" r:id="rId1o0jr1nhj2nrho1ch0hgo">
+            <w:hyperlink w:history="1" r:id="rIdnckj7qoqa7pxjvbds81lx">
               <w:r>
                 <w:rPr>
                   <w:rFonts w:ascii="Arial" w:cs="Arial" w:eastAsia="Arial" w:hAnsi="Arial"/>
@@ -12937,7 +12937,7 @@
               <w:spacing w:after="10" w:before="0"/>
               <w:ind w:left="120"/>
             </w:pPr>
-            <w:hyperlink w:history="1" r:id="rIdyqem-gai29kbcyypnpnmp">
+            <w:hyperlink w:history="1" r:id="rIdaehehzwz3al6d-dxgpnhi">
               <w:r>
                 <w:rPr>
                   <w:rFonts w:ascii="Arial" w:cs="Arial" w:eastAsia="Arial" w:hAnsi="Arial"/>
@@ -12982,7 +12982,7 @@
             <w:pPr>
               <w:spacing w:after="20" w:before="0"/>
             </w:pPr>
-            <w:hyperlink w:history="1" r:id="rIdes87bcms4ls1330hjytuy">
+            <w:hyperlink w:history="1" r:id="rIdmcynkey-zemg91nuwzwuk">
               <w:r>
                 <w:rPr>
                   <w:rFonts w:ascii="Arial" w:cs="Arial" w:eastAsia="Arial" w:hAnsi="Arial"/>
@@ -13015,7 +13015,7 @@
               <w:spacing w:after="10" w:before="0"/>
               <w:ind w:left="120"/>
             </w:pPr>
-            <w:hyperlink w:history="1" r:id="rIdyazkygekgrkjmegwlsx9g">
+            <w:hyperlink w:history="1" r:id="rIdnsfvvopm1-nqusvh0kats">
               <w:r>
                 <w:rPr>
                   <w:rFonts w:ascii="Arial" w:cs="Arial" w:eastAsia="Arial" w:hAnsi="Arial"/>
@@ -13215,7 +13215,7 @@
             <w:pPr>
               <w:spacing w:after="20" w:before="0"/>
             </w:pPr>
-            <w:hyperlink w:history="1" r:id="rIdgvnyrwtvdbma-0wo9wyvt">
+            <w:hyperlink w:history="1" r:id="rIdbchgutuhz-8_xa50rdd5v">
               <w:r>
                 <w:rPr>
                   <w:rFonts w:ascii="Arial" w:cs="Arial" w:eastAsia="Arial" w:hAnsi="Arial"/>
@@ -13248,7 +13248,7 @@
               <w:spacing w:after="10" w:before="0"/>
               <w:ind w:left="120"/>
             </w:pPr>
-            <w:hyperlink w:history="1" r:id="rIdqgjpq2gbrtgvf_2gikept">
+            <w:hyperlink w:history="1" r:id="rIduwa6rwsar8zooavybtgsr">
               <w:r>
                 <w:rPr>
                   <w:rFonts w:ascii="Arial" w:cs="Arial" w:eastAsia="Arial" w:hAnsi="Arial"/>
@@ -13293,7 +13293,7 @@
             <w:pPr>
               <w:spacing w:after="20" w:before="0"/>
             </w:pPr>
-            <w:hyperlink w:history="1" r:id="rIdp9erinre5yymoekzgh225">
+            <w:hyperlink w:history="1" r:id="rIdd6odbusqclmp9tskpn04i">
               <w:r>
                 <w:rPr>
                   <w:rFonts w:ascii="Arial" w:cs="Arial" w:eastAsia="Arial" w:hAnsi="Arial"/>
@@ -13326,7 +13326,7 @@
               <w:spacing w:after="10" w:before="0"/>
               <w:ind w:left="120"/>
             </w:pPr>
-            <w:hyperlink w:history="1" r:id="rId6gs4b3frztbrxxtv5syel">
+            <w:hyperlink w:history="1" r:id="rIducgmdlp8lg_zppl4esbf3">
               <w:r>
                 <w:rPr>
                   <w:rFonts w:ascii="Arial" w:cs="Arial" w:eastAsia="Arial" w:hAnsi="Arial"/>
@@ -13526,7 +13526,7 @@
             <w:pPr>
               <w:spacing w:after="20" w:before="0"/>
             </w:pPr>
-            <w:hyperlink w:history="1" r:id="rIdoh3jnqzbzksj0s_ywycbm">
+            <w:hyperlink w:history="1" r:id="rIdkl1nyifdvpampvhvhf4ah">
               <w:r>
                 <w:rPr>
                   <w:rFonts w:ascii="Arial" w:cs="Arial" w:eastAsia="Arial" w:hAnsi="Arial"/>
@@ -13575,7 +13575,7 @@
               <w:spacing w:after="10" w:before="0"/>
               <w:ind w:left="120"/>
             </w:pPr>
-            <w:hyperlink w:history="1" r:id="rIdyxfils6xjtihi6djl6is8">
+            <w:hyperlink w:history="1" r:id="rIdv8txkr0gyz5tkbcbkoxzo">
               <w:r>
                 <w:rPr>
                   <w:rFonts w:ascii="Arial" w:cs="Arial" w:eastAsia="Arial" w:hAnsi="Arial"/>
@@ -13620,7 +13620,7 @@
             <w:pPr>
               <w:spacing w:after="20" w:before="0"/>
             </w:pPr>
-            <w:hyperlink w:history="1" r:id="rIdlszrzyw_gafkh37ctvaff">
+            <w:hyperlink w:history="1" r:id="rId17v0n-_j7yc1ml4u53qbj">
               <w:r>
                 <w:rPr>
                   <w:rFonts w:ascii="Arial" w:cs="Arial" w:eastAsia="Arial" w:hAnsi="Arial"/>
@@ -13669,7 +13669,7 @@
               <w:spacing w:after="10" w:before="0"/>
               <w:ind w:left="120"/>
             </w:pPr>
-            <w:hyperlink w:history="1" r:id="rIdoovpxhutuaj2bhxu3kjfd">
+            <w:hyperlink w:history="1" r:id="rIdnymbyeaafcs5ekyahzar5">
               <w:r>
                 <w:rPr>
                   <w:rFonts w:ascii="Arial" w:cs="Arial" w:eastAsia="Arial" w:hAnsi="Arial"/>
@@ -13869,7 +13869,7 @@
             <w:pPr>
               <w:spacing w:after="20" w:before="0"/>
             </w:pPr>
-            <w:hyperlink w:history="1" r:id="rIdpt3xitsvc1wfdm6aac5ay">
+            <w:hyperlink w:history="1" r:id="rIdhutx-lb62clxxokswxerp">
               <w:r>
                 <w:rPr>
                   <w:rFonts w:ascii="Arial" w:cs="Arial" w:eastAsia="Arial" w:hAnsi="Arial"/>
@@ -13918,7 +13918,7 @@
               <w:spacing w:after="10" w:before="0"/>
               <w:ind w:left="120"/>
             </w:pPr>
-            <w:hyperlink w:history="1" r:id="rIdw4e89gwwk3ntkbl7xruke">
+            <w:hyperlink w:history="1" r:id="rIdqetnpojso4sb4yrhkchnf">
               <w:r>
                 <w:rPr>
                   <w:rFonts w:ascii="Arial" w:cs="Arial" w:eastAsia="Arial" w:hAnsi="Arial"/>
@@ -13963,7 +13963,7 @@
             <w:pPr>
               <w:spacing w:after="20" w:before="0"/>
             </w:pPr>
-            <w:hyperlink w:history="1" r:id="rIddbaoikw5-2omhayj6izd5">
+            <w:hyperlink w:history="1" r:id="rIdrrxujziqummgjoptm_sar">
               <w:r>
                 <w:rPr>
                   <w:rFonts w:ascii="Arial" w:cs="Arial" w:eastAsia="Arial" w:hAnsi="Arial"/>
@@ -14012,7 +14012,7 @@
               <w:spacing w:after="10" w:before="0"/>
               <w:ind w:left="120"/>
             </w:pPr>
-            <w:hyperlink w:history="1" r:id="rIdln_16b2hokhp7l799owng">
+            <w:hyperlink w:history="1" r:id="rIdpemgang0ixvm46nffexup">
               <w:r>
                 <w:rPr>
                   <w:rFonts w:ascii="Arial" w:cs="Arial" w:eastAsia="Arial" w:hAnsi="Arial"/>
@@ -14212,7 +14212,7 @@
             <w:pPr>
               <w:spacing w:after="20" w:before="0"/>
             </w:pPr>
-            <w:hyperlink w:history="1" r:id="rIdjerxl2rdgbetc6uo_fyan">
+            <w:hyperlink w:history="1" r:id="rIdtovycpytxxxesvyj5mbnx">
               <w:r>
                 <w:rPr>
                   <w:rFonts w:ascii="Arial" w:cs="Arial" w:eastAsia="Arial" w:hAnsi="Arial"/>
@@ -14261,7 +14261,7 @@
               <w:spacing w:after="10" w:before="0"/>
               <w:ind w:left="120"/>
             </w:pPr>
-            <w:hyperlink w:history="1" r:id="rIdfcyg12kyufn-cbbftr2em">
+            <w:hyperlink w:history="1" r:id="rIdovkfofsmmx4rlufyar5l8">
               <w:r>
                 <w:rPr>
                   <w:rFonts w:ascii="Arial" w:cs="Arial" w:eastAsia="Arial" w:hAnsi="Arial"/>
@@ -14306,7 +14306,7 @@
             <w:pPr>
               <w:spacing w:after="20" w:before="0"/>
             </w:pPr>
-            <w:hyperlink w:history="1" r:id="rId-dn_balxvn9s536xnb3dz">
+            <w:hyperlink w:history="1" r:id="rIdyaedc0uzog9kx_j-5ydpf">
               <w:r>
                 <w:rPr>
                   <w:rFonts w:ascii="Arial" w:cs="Arial" w:eastAsia="Arial" w:hAnsi="Arial"/>
@@ -14355,7 +14355,7 @@
               <w:spacing w:after="10" w:before="0"/>
               <w:ind w:left="120"/>
             </w:pPr>
-            <w:hyperlink w:history="1" r:id="rIdr1ilclaxmos93j6ndo4vx">
+            <w:hyperlink w:history="1" r:id="rIdwnlwxg_d4pnlssfu4cjte">
               <w:r>
                 <w:rPr>
                   <w:rFonts w:ascii="Arial" w:cs="Arial" w:eastAsia="Arial" w:hAnsi="Arial"/>
@@ -14980,7 +14980,7 @@
         </w:rPr>
         <w:t xml:space="preserve">© 2026 SeaVuria and ARES. Aligned with KICD objectives. Developed by SeaVuria; technical implementation by ARES (with AI assistance from Claude). Licensed under </w:t>
       </w:r>
-      <w:hyperlink w:history="1" r:id="rIdn6_wrgc3ahu0dle5zmfsk">
+      <w:hyperlink w:history="1" r:id="rIdlb7mo8szofofhtl3ay_qc">
         <w:r>
           <w:rPr>
             <w:rFonts w:ascii="Arial" w:cs="Arial" w:eastAsia="Arial" w:hAnsi="Arial"/>
@@ -15001,7 +15001,7 @@
         </w:rPr>
         <w:t xml:space="preserve"> (</w:t>
       </w:r>
-      <w:hyperlink w:history="1" r:id="rIdh8snysdghqucp6fiuapwt">
+      <w:hyperlink w:history="1" r:id="rIdb14jwwq0iemolfdol0vi0">
         <w:r>
           <w:rPr>
             <w:rFonts w:ascii="Arial" w:cs="Arial" w:eastAsia="Arial" w:hAnsi="Arial"/>
@@ -16041,7 +16041,7 @@
             <w:pPr>
               <w:spacing w:after="20" w:before="0"/>
             </w:pPr>
-            <w:hyperlink w:history="1" r:id="rIds-7ai1jxsplcwfwvkx6hh">
+            <w:hyperlink w:history="1" r:id="rIdcqhpz80noi28u0t_z8nbo">
               <w:r>
                 <w:rPr>
                   <w:rFonts w:ascii="Arial" w:cs="Arial" w:eastAsia="Arial" w:hAnsi="Arial"/>
@@ -16090,7 +16090,7 @@
               <w:spacing w:after="10" w:before="0"/>
               <w:ind w:left="120"/>
             </w:pPr>
-            <w:hyperlink w:history="1" r:id="rIdftgsz4j8fkyg61xyk9orr">
+            <w:hyperlink w:history="1" r:id="rIdadfdzjvr30vvezstqqr8x">
               <w:r>
                 <w:rPr>
                   <w:rFonts w:ascii="Arial" w:cs="Arial" w:eastAsia="Arial" w:hAnsi="Arial"/>
@@ -16135,7 +16135,7 @@
             <w:pPr>
               <w:spacing w:after="20" w:before="0"/>
             </w:pPr>
-            <w:hyperlink w:history="1" r:id="rIdz9aa2beufva1kagazf6v1">
+            <w:hyperlink w:history="1" r:id="rId5tquwkgvb_orjvkjhmhgq">
               <w:r>
                 <w:rPr>
                   <w:rFonts w:ascii="Arial" w:cs="Arial" w:eastAsia="Arial" w:hAnsi="Arial"/>
@@ -16184,7 +16184,7 @@
               <w:spacing w:after="10" w:before="0"/>
               <w:ind w:left="120"/>
             </w:pPr>
-            <w:hyperlink w:history="1" r:id="rIdfl0o3kxfp-4knwi7itowk">
+            <w:hyperlink w:history="1" r:id="rIda-apkpzwv5qoiye213_ko">
               <w:r>
                 <w:rPr>
                   <w:rFonts w:ascii="Arial" w:cs="Arial" w:eastAsia="Arial" w:hAnsi="Arial"/>
@@ -16384,7 +16384,7 @@
             <w:pPr>
               <w:spacing w:after="20" w:before="0"/>
             </w:pPr>
-            <w:hyperlink w:history="1" r:id="rId8reuziqbsaf5xpcuwts7g">
+            <w:hyperlink w:history="1" r:id="rIdiaecrvfdzdi3p-jssj6rk">
               <w:r>
                 <w:rPr>
                   <w:rFonts w:ascii="Arial" w:cs="Arial" w:eastAsia="Arial" w:hAnsi="Arial"/>
@@ -16433,7 +16433,7 @@
               <w:spacing w:after="10" w:before="0"/>
               <w:ind w:left="120"/>
             </w:pPr>
-            <w:hyperlink w:history="1" r:id="rId1zrxko1uoygg8y0dencsy">
+            <w:hyperlink w:history="1" r:id="rIdrg-u0r1b6douv50u8b8yj">
               <w:r>
                 <w:rPr>
                   <w:rFonts w:ascii="Arial" w:cs="Arial" w:eastAsia="Arial" w:hAnsi="Arial"/>
@@ -16478,7 +16478,7 @@
             <w:pPr>
               <w:spacing w:after="20" w:before="0"/>
             </w:pPr>
-            <w:hyperlink w:history="1" r:id="rIdz06uvnxmqjieafrv14bxm">
+            <w:hyperlink w:history="1" r:id="rId3wmycnozvg-bjvc3iuqos">
               <w:r>
                 <w:rPr>
                   <w:rFonts w:ascii="Arial" w:cs="Arial" w:eastAsia="Arial" w:hAnsi="Arial"/>
@@ -16527,7 +16527,7 @@
               <w:spacing w:after="10" w:before="0"/>
               <w:ind w:left="120"/>
             </w:pPr>
-            <w:hyperlink w:history="1" r:id="rIddjsnfkhv1zg5itmptnet3">
+            <w:hyperlink w:history="1" r:id="rIdxn8lxhyjsryzltf30ezyg">
               <w:r>
                 <w:rPr>
                   <w:rFonts w:ascii="Arial" w:cs="Arial" w:eastAsia="Arial" w:hAnsi="Arial"/>
@@ -16727,7 +16727,7 @@
             <w:pPr>
               <w:spacing w:after="20" w:before="0"/>
             </w:pPr>
-            <w:hyperlink w:history="1" r:id="rIdedqpbsp9e9lpw4oqsaux0">
+            <w:hyperlink w:history="1" r:id="rIdfchctm7pudvegvphdcbnx">
               <w:r>
                 <w:rPr>
                   <w:rFonts w:ascii="Arial" w:cs="Arial" w:eastAsia="Arial" w:hAnsi="Arial"/>
@@ -16776,7 +16776,7 @@
               <w:spacing w:after="10" w:before="0"/>
               <w:ind w:left="120"/>
             </w:pPr>
-            <w:hyperlink w:history="1" r:id="rIdo8c8dbvycfwdfdsjuqzkj">
+            <w:hyperlink w:history="1" r:id="rIdaloctjnh2qph4maeulavr">
               <w:r>
                 <w:rPr>
                   <w:rFonts w:ascii="Arial" w:cs="Arial" w:eastAsia="Arial" w:hAnsi="Arial"/>
@@ -16821,7 +16821,7 @@
             <w:pPr>
               <w:spacing w:after="20" w:before="0"/>
             </w:pPr>
-            <w:hyperlink w:history="1" r:id="rIdfyvgdhds1vbofjw9ugxur">
+            <w:hyperlink w:history="1" r:id="rId65pj2n5z5xes2sax78qds">
               <w:r>
                 <w:rPr>
                   <w:rFonts w:ascii="Arial" w:cs="Arial" w:eastAsia="Arial" w:hAnsi="Arial"/>
@@ -16870,7 +16870,7 @@
               <w:spacing w:after="10" w:before="0"/>
               <w:ind w:left="120"/>
             </w:pPr>
-            <w:hyperlink w:history="1" r:id="rIdw2xicddgaj_lr1im-ppr7">
+            <w:hyperlink w:history="1" r:id="rIdu7celrdejkrrssm-tov47">
               <w:r>
                 <w:rPr>
                   <w:rFonts w:ascii="Arial" w:cs="Arial" w:eastAsia="Arial" w:hAnsi="Arial"/>
@@ -17070,7 +17070,7 @@
             <w:pPr>
               <w:spacing w:after="20" w:before="0"/>
             </w:pPr>
-            <w:hyperlink w:history="1" r:id="rIdyh2ebywneguedohgfgapu">
+            <w:hyperlink w:history="1" r:id="rIdjkmppcr7dx-orx05bjvvf">
               <w:r>
                 <w:rPr>
                   <w:rFonts w:ascii="Arial" w:cs="Arial" w:eastAsia="Arial" w:hAnsi="Arial"/>
@@ -17119,7 +17119,7 @@
               <w:spacing w:after="10" w:before="0"/>
               <w:ind w:left="120"/>
             </w:pPr>
-            <w:hyperlink w:history="1" r:id="rIdutblkoduruoc27gwaltxj">
+            <w:hyperlink w:history="1" r:id="rIdd4lbwsd3tyczfvuvj0klq">
               <w:r>
                 <w:rPr>
                   <w:rFonts w:ascii="Arial" w:cs="Arial" w:eastAsia="Arial" w:hAnsi="Arial"/>
@@ -17164,7 +17164,7 @@
             <w:pPr>
               <w:spacing w:after="20" w:before="0"/>
             </w:pPr>
-            <w:hyperlink w:history="1" r:id="rIdftj2fecmbaslrqn7nnxek">
+            <w:hyperlink w:history="1" r:id="rIdkbdb8xsllkqhbolazf02w">
               <w:r>
                 <w:rPr>
                   <w:rFonts w:ascii="Arial" w:cs="Arial" w:eastAsia="Arial" w:hAnsi="Arial"/>
@@ -17213,7 +17213,7 @@
               <w:spacing w:after="10" w:before="0"/>
               <w:ind w:left="120"/>
             </w:pPr>
-            <w:hyperlink w:history="1" r:id="rIdouagc4xvkpkyxhtewtiru">
+            <w:hyperlink w:history="1" r:id="rIdgk4zlwjvjiidhrz8gttla">
               <w:r>
                 <w:rPr>
                   <w:rFonts w:ascii="Arial" w:cs="Arial" w:eastAsia="Arial" w:hAnsi="Arial"/>
@@ -17413,7 +17413,7 @@
             <w:pPr>
               <w:spacing w:after="20" w:before="0"/>
             </w:pPr>
-            <w:hyperlink w:history="1" r:id="rIdvpdfiub9-yvf-r9lvamej">
+            <w:hyperlink w:history="1" r:id="rIdzmgx5e1-fwcwowbubbojz">
               <w:r>
                 <w:rPr>
                   <w:rFonts w:ascii="Arial" w:cs="Arial" w:eastAsia="Arial" w:hAnsi="Arial"/>
@@ -17462,7 +17462,7 @@
               <w:spacing w:after="10" w:before="0"/>
               <w:ind w:left="120"/>
             </w:pPr>
-            <w:hyperlink w:history="1" r:id="rIdjeerbsrjnfqunr58-so37">
+            <w:hyperlink w:history="1" r:id="rId8a1e8b8yr_qnbikyuthoo">
               <w:r>
                 <w:rPr>
                   <w:rFonts w:ascii="Arial" w:cs="Arial" w:eastAsia="Arial" w:hAnsi="Arial"/>
@@ -17507,7 +17507,7 @@
             <w:pPr>
               <w:spacing w:after="20" w:before="0"/>
             </w:pPr>
-            <w:hyperlink w:history="1" r:id="rIdtiuyqb770zk9uuiwljxse">
+            <w:hyperlink w:history="1" r:id="rIdmhwi-1nokgsqxeamfoh3n">
               <w:r>
                 <w:rPr>
                   <w:rFonts w:ascii="Arial" w:cs="Arial" w:eastAsia="Arial" w:hAnsi="Arial"/>
@@ -17556,7 +17556,7 @@
               <w:spacing w:after="10" w:before="0"/>
               <w:ind w:left="120"/>
             </w:pPr>
-            <w:hyperlink w:history="1" r:id="rIdo-egr9-nkjog_vovtsmmy">
+            <w:hyperlink w:history="1" r:id="rIdf1o5g7r5ciqdn7pazkqsz">
               <w:r>
                 <w:rPr>
                   <w:rFonts w:ascii="Arial" w:cs="Arial" w:eastAsia="Arial" w:hAnsi="Arial"/>
@@ -18081,7 +18081,7 @@
         </w:rPr>
         <w:t xml:space="preserve">© 2026 SeaVuria and ARES. Aligned with KICD objectives. Developed by SeaVuria; technical implementation by ARES (with AI assistance from Claude). Licensed under </w:t>
       </w:r>
-      <w:hyperlink w:history="1" r:id="rIdovo4xf2bwg_asbgz9fywk">
+      <w:hyperlink w:history="1" r:id="rIdwiwqeqc5-l7wsyud7ifev">
         <w:r>
           <w:rPr>
             <w:rFonts w:ascii="Arial" w:cs="Arial" w:eastAsia="Arial" w:hAnsi="Arial"/>
@@ -18102,7 +18102,7 @@
         </w:rPr>
         <w:t xml:space="preserve"> (</w:t>
       </w:r>
-      <w:hyperlink w:history="1" r:id="rIdwawfb3w5gg6zdnicvhiwv">
+      <w:hyperlink w:history="1" r:id="rId2hfs4lm_brakwcsif3iou">
         <w:r>
           <w:rPr>
             <w:rFonts w:ascii="Arial" w:cs="Arial" w:eastAsia="Arial" w:hAnsi="Arial"/>
@@ -19142,7 +19142,7 @@
             <w:pPr>
               <w:spacing w:after="20" w:before="0"/>
             </w:pPr>
-            <w:hyperlink w:history="1" r:id="rIdt-bnedjxzpmg-mbq1fo5z">
+            <w:hyperlink w:history="1" r:id="rIdik3tuj2oz3wnebfxif_fx">
               <w:r>
                 <w:rPr>
                   <w:rFonts w:ascii="Arial" w:cs="Arial" w:eastAsia="Arial" w:hAnsi="Arial"/>
@@ -19175,7 +19175,7 @@
               <w:spacing w:after="10" w:before="0"/>
               <w:ind w:left="120"/>
             </w:pPr>
-            <w:hyperlink w:history="1" r:id="rIdkzaxefzwi3zyg3eilckld">
+            <w:hyperlink w:history="1" r:id="rId9dopup3niu8dsl15dloo8">
               <w:r>
                 <w:rPr>
                   <w:rFonts w:ascii="Arial" w:cs="Arial" w:eastAsia="Arial" w:hAnsi="Arial"/>
@@ -19220,7 +19220,7 @@
             <w:pPr>
               <w:spacing w:after="20" w:before="0"/>
             </w:pPr>
-            <w:hyperlink w:history="1" r:id="rIdq0pllcwg0twdarou6wgzx">
+            <w:hyperlink w:history="1" r:id="rIdhg2s9n-0ixpfhis9whwkd">
               <w:r>
                 <w:rPr>
                   <w:rFonts w:ascii="Arial" w:cs="Arial" w:eastAsia="Arial" w:hAnsi="Arial"/>
@@ -19253,7 +19253,7 @@
               <w:spacing w:after="10" w:before="0"/>
               <w:ind w:left="120"/>
             </w:pPr>
-            <w:hyperlink w:history="1" r:id="rIdmqrhdj31u525tnm0nkeiq">
+            <w:hyperlink w:history="1" r:id="rIdtyzs_bhfndgvglk8pqwok">
               <w:r>
                 <w:rPr>
                   <w:rFonts w:ascii="Arial" w:cs="Arial" w:eastAsia="Arial" w:hAnsi="Arial"/>
@@ -19453,7 +19453,7 @@
             <w:pPr>
               <w:spacing w:after="20" w:before="0"/>
             </w:pPr>
-            <w:hyperlink w:history="1" r:id="rIdobeshxxjizlmybvjr14nc">
+            <w:hyperlink w:history="1" r:id="rIdumpjfsn9k3vz_rd8aodcw">
               <w:r>
                 <w:rPr>
                   <w:rFonts w:ascii="Arial" w:cs="Arial" w:eastAsia="Arial" w:hAnsi="Arial"/>
@@ -19486,7 +19486,7 @@
               <w:spacing w:after="10" w:before="0"/>
               <w:ind w:left="120"/>
             </w:pPr>
-            <w:hyperlink w:history="1" r:id="rIdt9cgf2ybnowrhbfq4jyxd">
+            <w:hyperlink w:history="1" r:id="rIdr6s4eclr9cyqh46wokwk4">
               <w:r>
                 <w:rPr>
                   <w:rFonts w:ascii="Arial" w:cs="Arial" w:eastAsia="Arial" w:hAnsi="Arial"/>
@@ -19531,7 +19531,7 @@
             <w:pPr>
               <w:spacing w:after="20" w:before="0"/>
             </w:pPr>
-            <w:hyperlink w:history="1" r:id="rIdngjcfhttsdg6w0yiypu5l">
+            <w:hyperlink w:history="1" r:id="rIdfc6pxdkw7lt6l1nw6-lag">
               <w:r>
                 <w:rPr>
                   <w:rFonts w:ascii="Arial" w:cs="Arial" w:eastAsia="Arial" w:hAnsi="Arial"/>
@@ -19564,7 +19564,7 @@
               <w:spacing w:after="10" w:before="0"/>
               <w:ind w:left="120"/>
             </w:pPr>
-            <w:hyperlink w:history="1" r:id="rIdhqwrwn_ehacgq_8-vxpap">
+            <w:hyperlink w:history="1" r:id="rIdstmltoaprjmpnq46ikiz0">
               <w:r>
                 <w:rPr>
                   <w:rFonts w:ascii="Arial" w:cs="Arial" w:eastAsia="Arial" w:hAnsi="Arial"/>
@@ -19764,7 +19764,7 @@
             <w:pPr>
               <w:spacing w:after="20" w:before="0"/>
             </w:pPr>
-            <w:hyperlink w:history="1" r:id="rIdbro55xmllnfllcttofah1">
+            <w:hyperlink w:history="1" r:id="rIdykfhs-feodk-iaof47mrp">
               <w:r>
                 <w:rPr>
                   <w:rFonts w:ascii="Arial" w:cs="Arial" w:eastAsia="Arial" w:hAnsi="Arial"/>
@@ -19813,7 +19813,7 @@
               <w:spacing w:after="10" w:before="0"/>
               <w:ind w:left="120"/>
             </w:pPr>
-            <w:hyperlink w:history="1" r:id="rIdmksjjvb9ndpf9mdaehcde">
+            <w:hyperlink w:history="1" r:id="rIdtfbupunvzjmsgqdwf2p3i">
               <w:r>
                 <w:rPr>
                   <w:rFonts w:ascii="Arial" w:cs="Arial" w:eastAsia="Arial" w:hAnsi="Arial"/>
@@ -19858,7 +19858,7 @@
             <w:pPr>
               <w:spacing w:after="20" w:before="0"/>
             </w:pPr>
-            <w:hyperlink w:history="1" r:id="rIdcckbavvcsygwmqj7od9ku">
+            <w:hyperlink w:history="1" r:id="rIdoiegh5lunqzrndrlcfr4d">
               <w:r>
                 <w:rPr>
                   <w:rFonts w:ascii="Arial" w:cs="Arial" w:eastAsia="Arial" w:hAnsi="Arial"/>
@@ -19907,7 +19907,7 @@
               <w:spacing w:after="10" w:before="0"/>
               <w:ind w:left="120"/>
             </w:pPr>
-            <w:hyperlink w:history="1" r:id="rIdzzot_r8jlrgit36f_bfk7">
+            <w:hyperlink w:history="1" r:id="rIdealtrzw3wsfh0vmewmr_d">
               <w:r>
                 <w:rPr>
                   <w:rFonts w:ascii="Arial" w:cs="Arial" w:eastAsia="Arial" w:hAnsi="Arial"/>
@@ -20107,7 +20107,7 @@
             <w:pPr>
               <w:spacing w:after="20" w:before="0"/>
             </w:pPr>
-            <w:hyperlink w:history="1" r:id="rIdovfg07vnttyhzrq-m6u7l">
+            <w:hyperlink w:history="1" r:id="rId8u4pbjnbvf4_uun0rbfev">
               <w:r>
                 <w:rPr>
                   <w:rFonts w:ascii="Arial" w:cs="Arial" w:eastAsia="Arial" w:hAnsi="Arial"/>
@@ -20156,7 +20156,7 @@
               <w:spacing w:after="10" w:before="0"/>
               <w:ind w:left="120"/>
             </w:pPr>
-            <w:hyperlink w:history="1" r:id="rId_-a4evxci-2octo5b_gsr">
+            <w:hyperlink w:history="1" r:id="rIdzbdnjip25qcdcbuup1u2l">
               <w:r>
                 <w:rPr>
                   <w:rFonts w:ascii="Arial" w:cs="Arial" w:eastAsia="Arial" w:hAnsi="Arial"/>
@@ -20201,7 +20201,7 @@
             <w:pPr>
               <w:spacing w:after="20" w:before="0"/>
             </w:pPr>
-            <w:hyperlink w:history="1" r:id="rIduxzlhekcwquwtobckxcsy">
+            <w:hyperlink w:history="1" r:id="rId_apg9ryju_qj3k6fh_qkp">
               <w:r>
                 <w:rPr>
                   <w:rFonts w:ascii="Arial" w:cs="Arial" w:eastAsia="Arial" w:hAnsi="Arial"/>
@@ -20250,7 +20250,7 @@
               <w:spacing w:after="10" w:before="0"/>
               <w:ind w:left="120"/>
             </w:pPr>
-            <w:hyperlink w:history="1" r:id="rId13wqoegynoxkbg3sawkc7">
+            <w:hyperlink w:history="1" r:id="rId7n7czkp9agxuqw_scmv0v">
               <w:r>
                 <w:rPr>
                   <w:rFonts w:ascii="Arial" w:cs="Arial" w:eastAsia="Arial" w:hAnsi="Arial"/>
@@ -20450,7 +20450,7 @@
             <w:pPr>
               <w:spacing w:after="20" w:before="0"/>
             </w:pPr>
-            <w:hyperlink w:history="1" r:id="rId9kbrq7yiooa0vfmf-ddmh">
+            <w:hyperlink w:history="1" r:id="rId6sjn1vzjbrrhdmsvhhagn">
               <w:r>
                 <w:rPr>
                   <w:rFonts w:ascii="Arial" w:cs="Arial" w:eastAsia="Arial" w:hAnsi="Arial"/>
@@ -20499,7 +20499,7 @@
               <w:spacing w:after="10" w:before="0"/>
               <w:ind w:left="120"/>
             </w:pPr>
-            <w:hyperlink w:history="1" r:id="rIdal5vgp79l33dfqxilq4li">
+            <w:hyperlink w:history="1" r:id="rIdcllvhwactcob6msht0zpl">
               <w:r>
                 <w:rPr>
                   <w:rFonts w:ascii="Arial" w:cs="Arial" w:eastAsia="Arial" w:hAnsi="Arial"/>
@@ -20544,7 +20544,7 @@
             <w:pPr>
               <w:spacing w:after="20" w:before="0"/>
             </w:pPr>
-            <w:hyperlink w:history="1" r:id="rIdclz8loux7mjbacc94vmui">
+            <w:hyperlink w:history="1" r:id="rIdkfngytharcyzh1wyq7cbc">
               <w:r>
                 <w:rPr>
                   <w:rFonts w:ascii="Arial" w:cs="Arial" w:eastAsia="Arial" w:hAnsi="Arial"/>
@@ -20593,7 +20593,7 @@
               <w:spacing w:after="10" w:before="0"/>
               <w:ind w:left="120"/>
             </w:pPr>
-            <w:hyperlink w:history="1" r:id="rIduqqhdmefhiixzqvwdegmo">
+            <w:hyperlink w:history="1" r:id="rIdytulddj6jsnhfjsrcjn9u">
               <w:r>
                 <w:rPr>
                   <w:rFonts w:ascii="Arial" w:cs="Arial" w:eastAsia="Arial" w:hAnsi="Arial"/>
@@ -21118,7 +21118,7 @@
         </w:rPr>
         <w:t xml:space="preserve">© 2026 SeaVuria and ARES. Aligned with KICD objectives. Developed by SeaVuria; technical implementation by ARES (with AI assistance from Claude). Licensed under </w:t>
       </w:r>
-      <w:hyperlink w:history="1" r:id="rIdivy7uuzzjpa6x4ub4b5ie">
+      <w:hyperlink w:history="1" r:id="rIdaewbrgisx4boay_veatki">
         <w:r>
           <w:rPr>
             <w:rFonts w:ascii="Arial" w:cs="Arial" w:eastAsia="Arial" w:hAnsi="Arial"/>
@@ -21139,7 +21139,7 @@
         </w:rPr>
         <w:t xml:space="preserve"> (</w:t>
       </w:r>
-      <w:hyperlink w:history="1" r:id="rIdpi4_s9o-zlsvyyhk93ven">
+      <w:hyperlink w:history="1" r:id="rIdlzbpid2lbdqkpg6dm9_ox">
         <w:r>
           <w:rPr>
             <w:rFonts w:ascii="Arial" w:cs="Arial" w:eastAsia="Arial" w:hAnsi="Arial"/>
@@ -22179,7 +22179,7 @@
             <w:pPr>
               <w:spacing w:after="20" w:before="0"/>
             </w:pPr>
-            <w:hyperlink w:history="1" r:id="rIdklvoqfzsfy5iq9eqodd9p">
+            <w:hyperlink w:history="1" r:id="rId1m7dhj0vhszeiholccpsv">
               <w:r>
                 <w:rPr>
                   <w:rFonts w:ascii="Arial" w:cs="Arial" w:eastAsia="Arial" w:hAnsi="Arial"/>
@@ -22212,7 +22212,7 @@
               <w:spacing w:after="10" w:before="0"/>
               <w:ind w:left="120"/>
             </w:pPr>
-            <w:hyperlink w:history="1" r:id="rIdircgkkak4zefeytodghzl">
+            <w:hyperlink w:history="1" r:id="rIdnmof4wk5bfciw8jjnuglu">
               <w:r>
                 <w:rPr>
                   <w:rFonts w:ascii="Arial" w:cs="Arial" w:eastAsia="Arial" w:hAnsi="Arial"/>
@@ -22257,7 +22257,7 @@
             <w:pPr>
               <w:spacing w:after="20" w:before="0"/>
             </w:pPr>
-            <w:hyperlink w:history="1" r:id="rIds15zdamleqvkchwaukoox">
+            <w:hyperlink w:history="1" r:id="rId_712ahphlrxnhrtvzc2x2">
               <w:r>
                 <w:rPr>
                   <w:rFonts w:ascii="Arial" w:cs="Arial" w:eastAsia="Arial" w:hAnsi="Arial"/>
@@ -22290,7 +22290,7 @@
               <w:spacing w:after="10" w:before="0"/>
               <w:ind w:left="120"/>
             </w:pPr>
-            <w:hyperlink w:history="1" r:id="rIdhnnhcaj8hjc4kbkwnk2kr">
+            <w:hyperlink w:history="1" r:id="rId_kzhex8zbiuz1p0seqchn">
               <w:r>
                 <w:rPr>
                   <w:rFonts w:ascii="Arial" w:cs="Arial" w:eastAsia="Arial" w:hAnsi="Arial"/>
@@ -22490,7 +22490,7 @@
             <w:pPr>
               <w:spacing w:after="20" w:before="0"/>
             </w:pPr>
-            <w:hyperlink w:history="1" r:id="rId79-cdqwtmvwk1b6xqa5fv">
+            <w:hyperlink w:history="1" r:id="rIdmpvmebhlrtoklao_5jrzn">
               <w:r>
                 <w:rPr>
                   <w:rFonts w:ascii="Arial" w:cs="Arial" w:eastAsia="Arial" w:hAnsi="Arial"/>
@@ -22523,7 +22523,7 @@
               <w:spacing w:after="10" w:before="0"/>
               <w:ind w:left="120"/>
             </w:pPr>
-            <w:hyperlink w:history="1" r:id="rIdnkqevq-jpgmw30z8cqt-e">
+            <w:hyperlink w:history="1" r:id="rIdamkq6ni2_z2e-kqhewju8">
               <w:r>
                 <w:rPr>
                   <w:rFonts w:ascii="Arial" w:cs="Arial" w:eastAsia="Arial" w:hAnsi="Arial"/>
@@ -22568,7 +22568,7 @@
             <w:pPr>
               <w:spacing w:after="20" w:before="0"/>
             </w:pPr>
-            <w:hyperlink w:history="1" r:id="rIdmyahcilo_r0tinlnorlaz">
+            <w:hyperlink w:history="1" r:id="rIdwykkk0k4jizh5vjwciwha">
               <w:r>
                 <w:rPr>
                   <w:rFonts w:ascii="Arial" w:cs="Arial" w:eastAsia="Arial" w:hAnsi="Arial"/>
@@ -22601,7 +22601,7 @@
               <w:spacing w:after="10" w:before="0"/>
               <w:ind w:left="120"/>
             </w:pPr>
-            <w:hyperlink w:history="1" r:id="rId55cvf8gipx9mikysnlncn">
+            <w:hyperlink w:history="1" r:id="rIdtg2iiyzq0egbwpbzd8u9g">
               <w:r>
                 <w:rPr>
                   <w:rFonts w:ascii="Arial" w:cs="Arial" w:eastAsia="Arial" w:hAnsi="Arial"/>
@@ -22801,7 +22801,7 @@
             <w:pPr>
               <w:spacing w:after="20" w:before="0"/>
             </w:pPr>
-            <w:hyperlink w:history="1" r:id="rIdu6bg5a0-mp5wosy8c_pux">
+            <w:hyperlink w:history="1" r:id="rIdjypcjezjbex9z2cbxytcg">
               <w:r>
                 <w:rPr>
                   <w:rFonts w:ascii="Arial" w:cs="Arial" w:eastAsia="Arial" w:hAnsi="Arial"/>
@@ -22850,7 +22850,7 @@
               <w:spacing w:after="10" w:before="0"/>
               <w:ind w:left="120"/>
             </w:pPr>
-            <w:hyperlink w:history="1" r:id="rIdogxe1334aj4j6werwdax9">
+            <w:hyperlink w:history="1" r:id="rIdc916aksuuvtt-uam23dyx">
               <w:r>
                 <w:rPr>
                   <w:rFonts w:ascii="Arial" w:cs="Arial" w:eastAsia="Arial" w:hAnsi="Arial"/>
@@ -22895,7 +22895,7 @@
             <w:pPr>
               <w:spacing w:after="20" w:before="0"/>
             </w:pPr>
-            <w:hyperlink w:history="1" r:id="rIdik3_pf1o5ynbokc97uwtp">
+            <w:hyperlink w:history="1" r:id="rIdtfhtioa8w0m39vs-yzwpy">
               <w:r>
                 <w:rPr>
                   <w:rFonts w:ascii="Arial" w:cs="Arial" w:eastAsia="Arial" w:hAnsi="Arial"/>
@@ -22944,7 +22944,7 @@
               <w:spacing w:after="10" w:before="0"/>
               <w:ind w:left="120"/>
             </w:pPr>
-            <w:hyperlink w:history="1" r:id="rIdl8v9bwmfqzebzk_ctetkt">
+            <w:hyperlink w:history="1" r:id="rIdekka2gbs7fl-mmcyphojy">
               <w:r>
                 <w:rPr>
                   <w:rFonts w:ascii="Arial" w:cs="Arial" w:eastAsia="Arial" w:hAnsi="Arial"/>
@@ -23144,7 +23144,7 @@
             <w:pPr>
               <w:spacing w:after="20" w:before="0"/>
             </w:pPr>
-            <w:hyperlink w:history="1" r:id="rIdn_icqbm7jitjcqm1szgpc">
+            <w:hyperlink w:history="1" r:id="rIdylc3s_pfylpy7cntqqzds">
               <w:r>
                 <w:rPr>
                   <w:rFonts w:ascii="Arial" w:cs="Arial" w:eastAsia="Arial" w:hAnsi="Arial"/>
@@ -23193,7 +23193,7 @@
               <w:spacing w:after="10" w:before="0"/>
               <w:ind w:left="120"/>
             </w:pPr>
-            <w:hyperlink w:history="1" r:id="rIdekhofkjjletict3lioo60">
+            <w:hyperlink w:history="1" r:id="rIdsrkywg18zdbtk1ctv9yq7">
               <w:r>
                 <w:rPr>
                   <w:rFonts w:ascii="Arial" w:cs="Arial" w:eastAsia="Arial" w:hAnsi="Arial"/>
@@ -23238,7 +23238,7 @@
             <w:pPr>
               <w:spacing w:after="20" w:before="0"/>
             </w:pPr>
-            <w:hyperlink w:history="1" r:id="rIdpcwt0tqri7wraemebnad9">
+            <w:hyperlink w:history="1" r:id="rIdpzfshpx3wifzm8_rciymj">
               <w:r>
                 <w:rPr>
                   <w:rFonts w:ascii="Arial" w:cs="Arial" w:eastAsia="Arial" w:hAnsi="Arial"/>
@@ -23287,7 +23287,7 @@
               <w:spacing w:after="10" w:before="0"/>
               <w:ind w:left="120"/>
             </w:pPr>
-            <w:hyperlink w:history="1" r:id="rId75edlfw_oz-tedv2dpcjz">
+            <w:hyperlink w:history="1" r:id="rId0v-naxtuygwybkx502lxv">
               <w:r>
                 <w:rPr>
                   <w:rFonts w:ascii="Arial" w:cs="Arial" w:eastAsia="Arial" w:hAnsi="Arial"/>
@@ -23487,7 +23487,7 @@
             <w:pPr>
               <w:spacing w:after="20" w:before="0"/>
             </w:pPr>
-            <w:hyperlink w:history="1" r:id="rIdhlimmlqdhprof7n3ct53e">
+            <w:hyperlink w:history="1" r:id="rIdc3jsebl6phqfynnhutsqf">
               <w:r>
                 <w:rPr>
                   <w:rFonts w:ascii="Arial" w:cs="Arial" w:eastAsia="Arial" w:hAnsi="Arial"/>
@@ -23536,7 +23536,7 @@
               <w:spacing w:after="10" w:before="0"/>
               <w:ind w:left="120"/>
             </w:pPr>
-            <w:hyperlink w:history="1" r:id="rId5dsvtqp_eibxixrgqso5h">
+            <w:hyperlink w:history="1" r:id="rIdfvqd0pb7egtrymu_vmrta">
               <w:r>
                 <w:rPr>
                   <w:rFonts w:ascii="Arial" w:cs="Arial" w:eastAsia="Arial" w:hAnsi="Arial"/>
@@ -23581,7 +23581,7 @@
             <w:pPr>
               <w:spacing w:after="20" w:before="0"/>
             </w:pPr>
-            <w:hyperlink w:history="1" r:id="rIdyfbjnicobq9917benhsvz">
+            <w:hyperlink w:history="1" r:id="rIdferuxyomslbruxdvlznv5">
               <w:r>
                 <w:rPr>
                   <w:rFonts w:ascii="Arial" w:cs="Arial" w:eastAsia="Arial" w:hAnsi="Arial"/>
@@ -23630,7 +23630,7 @@
               <w:spacing w:after="10" w:before="0"/>
               <w:ind w:left="120"/>
             </w:pPr>
-            <w:hyperlink w:history="1" r:id="rId95345xesyhdrtp8r0gmrf">
+            <w:hyperlink w:history="1" r:id="rIdapkvorxzt3cxi0hwaaoaw">
               <w:r>
                 <w:rPr>
                   <w:rFonts w:ascii="Arial" w:cs="Arial" w:eastAsia="Arial" w:hAnsi="Arial"/>
@@ -24155,7 +24155,7 @@
         </w:rPr>
         <w:t xml:space="preserve">© 2026 SeaVuria and ARES. Aligned with KICD objectives. Developed by SeaVuria; technical implementation by ARES (with AI assistance from Claude). Licensed under </w:t>
       </w:r>
-      <w:hyperlink w:history="1" r:id="rIdj1tmnfwpffe35rysr95re">
+      <w:hyperlink w:history="1" r:id="rIdqr49trak0umezex0kkkmt">
         <w:r>
           <w:rPr>
             <w:rFonts w:ascii="Arial" w:cs="Arial" w:eastAsia="Arial" w:hAnsi="Arial"/>
@@ -24176,7 +24176,7 @@
         </w:rPr>
         <w:t xml:space="preserve"> (</w:t>
       </w:r>
-      <w:hyperlink w:history="1" r:id="rIdtq69-7x8m2xqq076brk7x">
+      <w:hyperlink w:history="1" r:id="rId4un43pcfazkhyw66e3iwo">
         <w:r>
           <w:rPr>
             <w:rFonts w:ascii="Arial" w:cs="Arial" w:eastAsia="Arial" w:hAnsi="Arial"/>
@@ -25216,7 +25216,7 @@
             <w:pPr>
               <w:spacing w:after="20" w:before="0"/>
             </w:pPr>
-            <w:hyperlink w:history="1" r:id="rId3xwmue99esdrdjofn0215">
+            <w:hyperlink w:history="1" r:id="rId1hsunnjfrhtkxykfgbdzi">
               <w:r>
                 <w:rPr>
                   <w:rFonts w:ascii="Arial" w:cs="Arial" w:eastAsia="Arial" w:hAnsi="Arial"/>
@@ -25249,7 +25249,7 @@
               <w:spacing w:after="10" w:before="0"/>
               <w:ind w:left="120"/>
             </w:pPr>
-            <w:hyperlink w:history="1" r:id="rIdmqviaky-g9xid3usjehlh">
+            <w:hyperlink w:history="1" r:id="rIduv4g5v2hk-yihk1o9lrph">
               <w:r>
                 <w:rPr>
                   <w:rFonts w:ascii="Arial" w:cs="Arial" w:eastAsia="Arial" w:hAnsi="Arial"/>
@@ -25294,7 +25294,7 @@
             <w:pPr>
               <w:spacing w:after="20" w:before="0"/>
             </w:pPr>
-            <w:hyperlink w:history="1" r:id="rIdbyhi43_tx5cbkfpyqd7bl">
+            <w:hyperlink w:history="1" r:id="rIdg8j2te_jzby-taqswxabq">
               <w:r>
                 <w:rPr>
                   <w:rFonts w:ascii="Arial" w:cs="Arial" w:eastAsia="Arial" w:hAnsi="Arial"/>
@@ -25327,7 +25327,7 @@
               <w:spacing w:after="10" w:before="0"/>
               <w:ind w:left="120"/>
             </w:pPr>
-            <w:hyperlink w:history="1" r:id="rIdif5n-bti5jthwhnesuixa">
+            <w:hyperlink w:history="1" r:id="rId4lcxabndmelfciapmwy_d">
               <w:r>
                 <w:rPr>
                   <w:rFonts w:ascii="Arial" w:cs="Arial" w:eastAsia="Arial" w:hAnsi="Arial"/>
@@ -25887,7 +25887,7 @@
             <w:pPr>
               <w:spacing w:after="20" w:before="0"/>
             </w:pPr>
-            <w:hyperlink w:history="1" r:id="rIdvwg4nvoelq7pg0c7mm5di">
+            <w:hyperlink w:history="1" r:id="rIdxjfawocy0idvyaxmgqmb_">
               <w:r>
                 <w:rPr>
                   <w:rFonts w:ascii="Arial" w:cs="Arial" w:eastAsia="Arial" w:hAnsi="Arial"/>
@@ -25920,7 +25920,7 @@
               <w:spacing w:after="10" w:before="0"/>
               <w:ind w:left="120"/>
             </w:pPr>
-            <w:hyperlink w:history="1" r:id="rIds-t_brmxiyw5kkwx1zndq">
+            <w:hyperlink w:history="1" r:id="rIdub0k_xxeaveezojaqskn5">
               <w:r>
                 <w:rPr>
                   <w:rFonts w:ascii="Arial" w:cs="Arial" w:eastAsia="Arial" w:hAnsi="Arial"/>
@@ -25965,7 +25965,7 @@
             <w:pPr>
               <w:spacing w:after="20" w:before="0"/>
             </w:pPr>
-            <w:hyperlink w:history="1" r:id="rIdfbhvmkptsqc_pzmwxijxt">
+            <w:hyperlink w:history="1" r:id="rId1szjtcrvxu8u4utpn2qmn">
               <w:r>
                 <w:rPr>
                   <w:rFonts w:ascii="Arial" w:cs="Arial" w:eastAsia="Arial" w:hAnsi="Arial"/>
@@ -25998,7 +25998,7 @@
               <w:spacing w:after="10" w:before="0"/>
               <w:ind w:left="120"/>
             </w:pPr>
-            <w:hyperlink w:history="1" r:id="rIdrauvceu34tr8vf0qq6ppz">
+            <w:hyperlink w:history="1" r:id="rIdkqal6cb9sfbq8qywiqhsh">
               <w:r>
                 <w:rPr>
                   <w:rFonts w:ascii="Arial" w:cs="Arial" w:eastAsia="Arial" w:hAnsi="Arial"/>
@@ -26918,7 +26918,7 @@
             <w:pPr>
               <w:spacing w:after="20" w:before="0"/>
             </w:pPr>
-            <w:hyperlink w:history="1" r:id="rId4v7jey75fgic1caz7eib1">
+            <w:hyperlink w:history="1" r:id="rIdqn1wanrfntmxpx-ts3z-g">
               <w:r>
                 <w:rPr>
                   <w:rFonts w:ascii="Arial" w:cs="Arial" w:eastAsia="Arial" w:hAnsi="Arial"/>
@@ -26951,7 +26951,7 @@
               <w:spacing w:after="10" w:before="0"/>
               <w:ind w:left="120"/>
             </w:pPr>
-            <w:hyperlink w:history="1" r:id="rId-mbjpukvpvtdtl8kk1d0k">
+            <w:hyperlink w:history="1" r:id="rIdysl5lyx6jf19_8yooolj2">
               <w:r>
                 <w:rPr>
                   <w:rFonts w:ascii="Arial" w:cs="Arial" w:eastAsia="Arial" w:hAnsi="Arial"/>
@@ -26996,7 +26996,7 @@
             <w:pPr>
               <w:spacing w:after="20" w:before="0"/>
             </w:pPr>
-            <w:hyperlink w:history="1" r:id="rIdcomil0gwii2omnoakqxy_">
+            <w:hyperlink w:history="1" r:id="rIdcyiechbb3ipp8ch5iibru">
               <w:r>
                 <w:rPr>
                   <w:rFonts w:ascii="Arial" w:cs="Arial" w:eastAsia="Arial" w:hAnsi="Arial"/>
@@ -27045,7 +27045,7 @@
               <w:spacing w:after="10" w:before="0"/>
               <w:ind w:left="120"/>
             </w:pPr>
-            <w:hyperlink w:history="1" r:id="rIdd_lfk5ruuksi2cpskymxd">
+            <w:hyperlink w:history="1" r:id="rIduckphifhnbbylcxt7j2_u">
               <w:r>
                 <w:rPr>
                   <w:rFonts w:ascii="Arial" w:cs="Arial" w:eastAsia="Arial" w:hAnsi="Arial"/>
@@ -27365,7 +27365,7 @@
             <w:pPr>
               <w:spacing w:after="20" w:before="0"/>
             </w:pPr>
-            <w:hyperlink w:history="1" r:id="rIdhowlo6nhfcwlu-swanrhj">
+            <w:hyperlink w:history="1" r:id="rId-pktlz3pncpyki5-3kfon">
               <w:r>
                 <w:rPr>
                   <w:rFonts w:ascii="Arial" w:cs="Arial" w:eastAsia="Arial" w:hAnsi="Arial"/>
@@ -27398,7 +27398,7 @@
               <w:spacing w:after="10" w:before="0"/>
               <w:ind w:left="120"/>
             </w:pPr>
-            <w:hyperlink w:history="1" r:id="rIdlfo7sy_njffvxihbrxieq">
+            <w:hyperlink w:history="1" r:id="rIdgfecv9coequ-m_9wbcwto">
               <w:r>
                 <w:rPr>
                   <w:rFonts w:ascii="Arial" w:cs="Arial" w:eastAsia="Arial" w:hAnsi="Arial"/>
@@ -27443,7 +27443,7 @@
             <w:pPr>
               <w:spacing w:after="20" w:before="0"/>
             </w:pPr>
-            <w:hyperlink w:history="1" r:id="rIdreyqynfwjgzczvbva5pe7">
+            <w:hyperlink w:history="1" r:id="rIdpniqimcats7slevl05p5p">
               <w:r>
                 <w:rPr>
                   <w:rFonts w:ascii="Arial" w:cs="Arial" w:eastAsia="Arial" w:hAnsi="Arial"/>
@@ -27492,7 +27492,7 @@
               <w:spacing w:after="10" w:before="0"/>
               <w:ind w:left="120"/>
             </w:pPr>
-            <w:hyperlink w:history="1" r:id="rIdhfhxiqa7aojaplzmtlu9v">
+            <w:hyperlink w:history="1" r:id="rIdbkxo2zrwh0c2j2xygpcht">
               <w:r>
                 <w:rPr>
                   <w:rFonts w:ascii="Arial" w:cs="Arial" w:eastAsia="Arial" w:hAnsi="Arial"/>
@@ -27812,7 +27812,7 @@
             <w:pPr>
               <w:spacing w:after="20" w:before="0"/>
             </w:pPr>
-            <w:hyperlink w:history="1" r:id="rIdp2ke5rv4va5bfomwdemsi">
+            <w:hyperlink w:history="1" r:id="rId0kjfiwhaqash913ql20ot">
               <w:r>
                 <w:rPr>
                   <w:rFonts w:ascii="Arial" w:cs="Arial" w:eastAsia="Arial" w:hAnsi="Arial"/>
@@ -27845,7 +27845,7 @@
               <w:spacing w:after="10" w:before="0"/>
               <w:ind w:left="120"/>
             </w:pPr>
-            <w:hyperlink w:history="1" r:id="rIdr_anz_vxcowna6xdim03l">
+            <w:hyperlink w:history="1" r:id="rId7ld0fslwcnobhnd3bqaik">
               <w:r>
                 <w:rPr>
                   <w:rFonts w:ascii="Arial" w:cs="Arial" w:eastAsia="Arial" w:hAnsi="Arial"/>
@@ -27890,7 +27890,7 @@
             <w:pPr>
               <w:spacing w:after="20" w:before="0"/>
             </w:pPr>
-            <w:hyperlink w:history="1" r:id="rId_9fqzjon7sxvl07nrqmk2">
+            <w:hyperlink w:history="1" r:id="rIdw08he6pyrgrzavbxkyws-">
               <w:r>
                 <w:rPr>
                   <w:rFonts w:ascii="Arial" w:cs="Arial" w:eastAsia="Arial" w:hAnsi="Arial"/>
@@ -27939,7 +27939,7 @@
               <w:spacing w:after="10" w:before="0"/>
               <w:ind w:left="120"/>
             </w:pPr>
-            <w:hyperlink w:history="1" r:id="rIdcrjxep2fynhwcixw4k8zt">
+            <w:hyperlink w:history="1" r:id="rIdffhbbexktirukovyhuzal">
               <w:r>
                 <w:rPr>
                   <w:rFonts w:ascii="Arial" w:cs="Arial" w:eastAsia="Arial" w:hAnsi="Arial"/>
@@ -29184,7 +29184,7 @@
         </w:rPr>
         <w:t xml:space="preserve">© 2026 SeaVuria and ARES. Aligned with KICD objectives. Developed by SeaVuria; technical implementation by ARES (with AI assistance from Claude). Licensed under </w:t>
       </w:r>
-      <w:hyperlink w:history="1" r:id="rIdokrklgw9o57zum_fn5hod">
+      <w:hyperlink w:history="1" r:id="rIdzrqb_qoq3pk4zx51z7ej3">
         <w:r>
           <w:rPr>
             <w:rFonts w:ascii="Arial" w:cs="Arial" w:eastAsia="Arial" w:hAnsi="Arial"/>
@@ -29205,7 +29205,7 @@
         </w:rPr>
         <w:t xml:space="preserve"> (</w:t>
       </w:r>
-      <w:hyperlink w:history="1" r:id="rIdindfgj1ogefoj-lr14uco">
+      <w:hyperlink w:history="1" r:id="rIdagfuxqasglmlbdofnhmnu">
         <w:r>
           <w:rPr>
             <w:rFonts w:ascii="Arial" w:cs="Arial" w:eastAsia="Arial" w:hAnsi="Arial"/>
@@ -30245,7 +30245,7 @@
             <w:pPr>
               <w:spacing w:after="20" w:before="0"/>
             </w:pPr>
-            <w:hyperlink w:history="1" r:id="rIddq8jv4qwodinlkeceofip">
+            <w:hyperlink w:history="1" r:id="rIdlkmxqrtlu1q1h3cljyhju">
               <w:r>
                 <w:rPr>
                   <w:rFonts w:ascii="Arial" w:cs="Arial" w:eastAsia="Arial" w:hAnsi="Arial"/>
@@ -30278,7 +30278,7 @@
               <w:spacing w:after="10" w:before="0"/>
               <w:ind w:left="120"/>
             </w:pPr>
-            <w:hyperlink w:history="1" r:id="rIdrz1lqqtqitlhc4a4cbp3z">
+            <w:hyperlink w:history="1" r:id="rIdnczhhylztoixhforsu2r3">
               <w:r>
                 <w:rPr>
                   <w:rFonts w:ascii="Arial" w:cs="Arial" w:eastAsia="Arial" w:hAnsi="Arial"/>
@@ -30323,7 +30323,7 @@
             <w:pPr>
               <w:spacing w:after="20" w:before="0"/>
             </w:pPr>
-            <w:hyperlink w:history="1" r:id="rId8v-toosnr3uw5_xdy-psu">
+            <w:hyperlink w:history="1" r:id="rIdfxyd6bza8fjqeinscju9e">
               <w:r>
                 <w:rPr>
                   <w:rFonts w:ascii="Arial" w:cs="Arial" w:eastAsia="Arial" w:hAnsi="Arial"/>
@@ -30356,7 +30356,7 @@
               <w:spacing w:after="10" w:before="0"/>
               <w:ind w:left="120"/>
             </w:pPr>
-            <w:hyperlink w:history="1" r:id="rIdr5ljkauhvwvtn0izz-oo5">
+            <w:hyperlink w:history="1" r:id="rIdnoy2rqtasrw7cjzlghln-">
               <w:r>
                 <w:rPr>
                   <w:rFonts w:ascii="Arial" w:cs="Arial" w:eastAsia="Arial" w:hAnsi="Arial"/>
@@ -30556,7 +30556,7 @@
             <w:pPr>
               <w:spacing w:after="20" w:before="0"/>
             </w:pPr>
-            <w:hyperlink w:history="1" r:id="rIduwifdndi_x8zccigbgq4z">
+            <w:hyperlink w:history="1" r:id="rIdys76e4nx1nedg38yy8_na">
               <w:r>
                 <w:rPr>
                   <w:rFonts w:ascii="Arial" w:cs="Arial" w:eastAsia="Arial" w:hAnsi="Arial"/>
@@ -30589,7 +30589,7 @@
               <w:spacing w:after="10" w:before="0"/>
               <w:ind w:left="120"/>
             </w:pPr>
-            <w:hyperlink w:history="1" r:id="rIdwqflxqknm9miiowluwqvo">
+            <w:hyperlink w:history="1" r:id="rId8yegmqbk7k95zvo9-vnaq">
               <w:r>
                 <w:rPr>
                   <w:rFonts w:ascii="Arial" w:cs="Arial" w:eastAsia="Arial" w:hAnsi="Arial"/>
@@ -30634,7 +30634,7 @@
             <w:pPr>
               <w:spacing w:after="20" w:before="0"/>
             </w:pPr>
-            <w:hyperlink w:history="1" r:id="rIddtnqq_qcekojvvea4hbty">
+            <w:hyperlink w:history="1" r:id="rIdbooaei4mmcjbisw0vzvdd">
               <w:r>
                 <w:rPr>
                   <w:rFonts w:ascii="Arial" w:cs="Arial" w:eastAsia="Arial" w:hAnsi="Arial"/>
@@ -30667,7 +30667,7 @@
               <w:spacing w:after="10" w:before="0"/>
               <w:ind w:left="120"/>
             </w:pPr>
-            <w:hyperlink w:history="1" r:id="rIdehqw6sc0d32kz9m56apfm">
+            <w:hyperlink w:history="1" r:id="rIdc27omywvudszb-7mb_b7c">
               <w:r>
                 <w:rPr>
                   <w:rFonts w:ascii="Arial" w:cs="Arial" w:eastAsia="Arial" w:hAnsi="Arial"/>
@@ -30867,7 +30867,7 @@
             <w:pPr>
               <w:spacing w:after="20" w:before="0"/>
             </w:pPr>
-            <w:hyperlink w:history="1" r:id="rIdk0whlyhj2j1cocockem0o">
+            <w:hyperlink w:history="1" r:id="rIdpzf4204qpfbwimgsxprwu">
               <w:r>
                 <w:rPr>
                   <w:rFonts w:ascii="Arial" w:cs="Arial" w:eastAsia="Arial" w:hAnsi="Arial"/>
@@ -30900,7 +30900,7 @@
               <w:spacing w:after="10" w:before="0"/>
               <w:ind w:left="120"/>
             </w:pPr>
-            <w:hyperlink w:history="1" r:id="rIde985lxxxwe8gkc6a7v9vs">
+            <w:hyperlink w:history="1" r:id="rIdpfecrn_ddz5tnyezsn4kh">
               <w:r>
                 <w:rPr>
                   <w:rFonts w:ascii="Arial" w:cs="Arial" w:eastAsia="Arial" w:hAnsi="Arial"/>
@@ -30945,7 +30945,7 @@
             <w:pPr>
               <w:spacing w:after="20" w:before="0"/>
             </w:pPr>
-            <w:hyperlink w:history="1" r:id="rIdsxewto1jv9v9hltt2aonb">
+            <w:hyperlink w:history="1" r:id="rIdddrv-dtndr7abh_9g2wwz">
               <w:r>
                 <w:rPr>
                   <w:rFonts w:ascii="Arial" w:cs="Arial" w:eastAsia="Arial" w:hAnsi="Arial"/>
@@ -30978,7 +30978,7 @@
               <w:spacing w:after="10" w:before="0"/>
               <w:ind w:left="120"/>
             </w:pPr>
-            <w:hyperlink w:history="1" r:id="rId1pe5y1p1kyfwmgviis5pq">
+            <w:hyperlink w:history="1" r:id="rIdcgz6oser7krablovvksod">
               <w:r>
                 <w:rPr>
                   <w:rFonts w:ascii="Arial" w:cs="Arial" w:eastAsia="Arial" w:hAnsi="Arial"/>
@@ -31178,7 +31178,7 @@
             <w:pPr>
               <w:spacing w:after="20" w:before="0"/>
             </w:pPr>
-            <w:hyperlink w:history="1" r:id="rIdmsjgaxjcwlb46y0txblft">
+            <w:hyperlink w:history="1" r:id="rId8yerlifeh3rpcrzwynd53">
               <w:r>
                 <w:rPr>
                   <w:rFonts w:ascii="Arial" w:cs="Arial" w:eastAsia="Arial" w:hAnsi="Arial"/>
@@ -31211,7 +31211,7 @@
               <w:spacing w:after="10" w:before="0"/>
               <w:ind w:left="120"/>
             </w:pPr>
-            <w:hyperlink w:history="1" r:id="rIdy160-nragxzzjak4spiyh">
+            <w:hyperlink w:history="1" r:id="rIdlegbzv4deaun_bvnizkbk">
               <w:r>
                 <w:rPr>
                   <w:rFonts w:ascii="Arial" w:cs="Arial" w:eastAsia="Arial" w:hAnsi="Arial"/>
@@ -31256,7 +31256,7 @@
             <w:pPr>
               <w:spacing w:after="20" w:before="0"/>
             </w:pPr>
-            <w:hyperlink w:history="1" r:id="rIdagk1v_pu08lmfuzlucpga">
+            <w:hyperlink w:history="1" r:id="rId01ts1s0kytchoo-bemlxw">
               <w:r>
                 <w:rPr>
                   <w:rFonts w:ascii="Arial" w:cs="Arial" w:eastAsia="Arial" w:hAnsi="Arial"/>
@@ -31289,7 +31289,7 @@
               <w:spacing w:after="10" w:before="0"/>
               <w:ind w:left="120"/>
             </w:pPr>
-            <w:hyperlink w:history="1" r:id="rIdig27nse-7vizml1x0gkzc">
+            <w:hyperlink w:history="1" r:id="rIdlyvfdfx1mvzaqvacvs1s_">
               <w:r>
                 <w:rPr>
                   <w:rFonts w:ascii="Arial" w:cs="Arial" w:eastAsia="Arial" w:hAnsi="Arial"/>
@@ -31489,7 +31489,7 @@
             <w:pPr>
               <w:spacing w:after="20" w:before="0"/>
             </w:pPr>
-            <w:hyperlink w:history="1" r:id="rId_hm_u5qewhc0dkprql0ib">
+            <w:hyperlink w:history="1" r:id="rIdjboxryal5cmilh1_rczix">
               <w:r>
                 <w:rPr>
                   <w:rFonts w:ascii="Arial" w:cs="Arial" w:eastAsia="Arial" w:hAnsi="Arial"/>
@@ -31538,7 +31538,7 @@
               <w:spacing w:after="10" w:before="0"/>
               <w:ind w:left="120"/>
             </w:pPr>
-            <w:hyperlink w:history="1" r:id="rIduuicfd5dznuubtlsw-ntu">
+            <w:hyperlink w:history="1" r:id="rIdnudjysp71rfamwogaoxmb">
               <w:r>
                 <w:rPr>
                   <w:rFonts w:ascii="Arial" w:cs="Arial" w:eastAsia="Arial" w:hAnsi="Arial"/>
@@ -31583,7 +31583,7 @@
             <w:pPr>
               <w:spacing w:after="20" w:before="0"/>
             </w:pPr>
-            <w:hyperlink w:history="1" r:id="rIdlpzpzlnpuml6aivpywc_p">
+            <w:hyperlink w:history="1" r:id="rIdymhyojjqipxh0teistxxz">
               <w:r>
                 <w:rPr>
                   <w:rFonts w:ascii="Arial" w:cs="Arial" w:eastAsia="Arial" w:hAnsi="Arial"/>
@@ -31616,7 +31616,7 @@
               <w:spacing w:after="10" w:before="0"/>
               <w:ind w:left="120"/>
             </w:pPr>
-            <w:hyperlink w:history="1" r:id="rIdbwwjjvbteag3hn3eolxwc">
+            <w:hyperlink w:history="1" r:id="rIdkr8usxx-bwi3hg-wrldwv">
               <w:r>
                 <w:rPr>
                   <w:rFonts w:ascii="Arial" w:cs="Arial" w:eastAsia="Arial" w:hAnsi="Arial"/>
@@ -32141,7 +32141,7 @@
         </w:rPr>
         <w:t xml:space="preserve">© 2026 SeaVuria and ARES. Aligned with KICD objectives. Developed by SeaVuria; technical implementation by ARES (with AI assistance from Claude). Licensed under </w:t>
       </w:r>
-      <w:hyperlink w:history="1" r:id="rIdtdx1fm6nzvmri8rx28_w0">
+      <w:hyperlink w:history="1" r:id="rId9jojtf_7euojkqjp8eg8x">
         <w:r>
           <w:rPr>
             <w:rFonts w:ascii="Arial" w:cs="Arial" w:eastAsia="Arial" w:hAnsi="Arial"/>
@@ -32162,7 +32162,7 @@
         </w:rPr>
         <w:t xml:space="preserve"> (</w:t>
       </w:r>
-      <w:hyperlink w:history="1" r:id="rIdxap92wkxhddpikr4ps_wg">
+      <w:hyperlink w:history="1" r:id="rIdkjhefbs0xws9ka_vw1yx7">
         <w:r>
           <w:rPr>
             <w:rFonts w:ascii="Arial" w:cs="Arial" w:eastAsia="Arial" w:hAnsi="Arial"/>
@@ -33202,7 +33202,7 @@
             <w:pPr>
               <w:spacing w:after="20" w:before="0"/>
             </w:pPr>
-            <w:hyperlink w:history="1" r:id="rIdrc-i2taqx_1un1tagshwe">
+            <w:hyperlink w:history="1" r:id="rIdj-yreciqhukfqbgrldxtv">
               <w:r>
                 <w:rPr>
                   <w:rFonts w:ascii="Arial" w:cs="Arial" w:eastAsia="Arial" w:hAnsi="Arial"/>
@@ -33235,7 +33235,7 @@
               <w:spacing w:after="10" w:before="0"/>
               <w:ind w:left="120"/>
             </w:pPr>
-            <w:hyperlink w:history="1" r:id="rIdm-kkawlv5x-4l1iot3ctw">
+            <w:hyperlink w:history="1" r:id="rIdt1ibhbxfnv8ynqa_x0g1a">
               <w:r>
                 <w:rPr>
                   <w:rFonts w:ascii="Arial" w:cs="Arial" w:eastAsia="Arial" w:hAnsi="Arial"/>
@@ -33280,7 +33280,7 @@
             <w:pPr>
               <w:spacing w:after="20" w:before="0"/>
             </w:pPr>
-            <w:hyperlink w:history="1" r:id="rIdb6hmbaxl_odvafvc8gisr">
+            <w:hyperlink w:history="1" r:id="rIdpmhn83crkg_pokdknshjh">
               <w:r>
                 <w:rPr>
                   <w:rFonts w:ascii="Arial" w:cs="Arial" w:eastAsia="Arial" w:hAnsi="Arial"/>
@@ -33313,7 +33313,7 @@
               <w:spacing w:after="10" w:before="0"/>
               <w:ind w:left="120"/>
             </w:pPr>
-            <w:hyperlink w:history="1" r:id="rId1tk-kipunymjiabqfrny4">
+            <w:hyperlink w:history="1" r:id="rId2be7ntupxzwwvaurpfpiz">
               <w:r>
                 <w:rPr>
                   <w:rFonts w:ascii="Arial" w:cs="Arial" w:eastAsia="Arial" w:hAnsi="Arial"/>
@@ -33513,7 +33513,7 @@
             <w:pPr>
               <w:spacing w:after="20" w:before="0"/>
             </w:pPr>
-            <w:hyperlink w:history="1" r:id="rIdbz0fncyf2es1eir4ev5vv">
+            <w:hyperlink w:history="1" r:id="rIdx6lzdfo8hemukheoumeue">
               <w:r>
                 <w:rPr>
                   <w:rFonts w:ascii="Arial" w:cs="Arial" w:eastAsia="Arial" w:hAnsi="Arial"/>
@@ -33546,7 +33546,7 @@
               <w:spacing w:after="10" w:before="0"/>
               <w:ind w:left="120"/>
             </w:pPr>
-            <w:hyperlink w:history="1" r:id="rIdbh7adappeejdgsvl7u0oo">
+            <w:hyperlink w:history="1" r:id="rIds36a-smywgndxs8eum3wk">
               <w:r>
                 <w:rPr>
                   <w:rFonts w:ascii="Arial" w:cs="Arial" w:eastAsia="Arial" w:hAnsi="Arial"/>
@@ -33591,7 +33591,7 @@
             <w:pPr>
               <w:spacing w:after="20" w:before="0"/>
             </w:pPr>
-            <w:hyperlink w:history="1" r:id="rId5op9no0pj7ehie_du9iuz">
+            <w:hyperlink w:history="1" r:id="rIdjrbl5xoooe_ev8ipdiq4a">
               <w:r>
                 <w:rPr>
                   <w:rFonts w:ascii="Arial" w:cs="Arial" w:eastAsia="Arial" w:hAnsi="Arial"/>
@@ -33624,7 +33624,7 @@
               <w:spacing w:after="10" w:before="0"/>
               <w:ind w:left="120"/>
             </w:pPr>
-            <w:hyperlink w:history="1" r:id="rIdf_mz6ycztdhssdm7a5yop">
+            <w:hyperlink w:history="1" r:id="rIdeprlfk79id6oc445tm0go">
               <w:r>
                 <w:rPr>
                   <w:rFonts w:ascii="Arial" w:cs="Arial" w:eastAsia="Arial" w:hAnsi="Arial"/>
@@ -33824,7 +33824,7 @@
             <w:pPr>
               <w:spacing w:after="20" w:before="0"/>
             </w:pPr>
-            <w:hyperlink w:history="1" r:id="rId7qkkzv6xr_4ehgt11pcpe">
+            <w:hyperlink w:history="1" r:id="rIdokev3pgygfj1fej2etxeo">
               <w:r>
                 <w:rPr>
                   <w:rFonts w:ascii="Arial" w:cs="Arial" w:eastAsia="Arial" w:hAnsi="Arial"/>
@@ -33857,7 +33857,7 @@
               <w:spacing w:after="10" w:before="0"/>
               <w:ind w:left="120"/>
             </w:pPr>
-            <w:hyperlink w:history="1" r:id="rIdxrxxi0om1xifj9yneogwt">
+            <w:hyperlink w:history="1" r:id="rIdky0bs_nrkdqei6bxuffxc">
               <w:r>
                 <w:rPr>
                   <w:rFonts w:ascii="Arial" w:cs="Arial" w:eastAsia="Arial" w:hAnsi="Arial"/>
@@ -33902,7 +33902,7 @@
             <w:pPr>
               <w:spacing w:after="20" w:before="0"/>
             </w:pPr>
-            <w:hyperlink w:history="1" r:id="rIdeiq_xohcxqhahlxk09qbn">
+            <w:hyperlink w:history="1" r:id="rIdcep-axov1_hj-bfak-oiy">
               <w:r>
                 <w:rPr>
                   <w:rFonts w:ascii="Arial" w:cs="Arial" w:eastAsia="Arial" w:hAnsi="Arial"/>
@@ -33935,7 +33935,7 @@
               <w:spacing w:after="10" w:before="0"/>
               <w:ind w:left="120"/>
             </w:pPr>
-            <w:hyperlink w:history="1" r:id="rId-xiiiaqeyesg_dirdadvk">
+            <w:hyperlink w:history="1" r:id="rIdvuregpzktizbyh1glaemi">
               <w:r>
                 <w:rPr>
                   <w:rFonts w:ascii="Arial" w:cs="Arial" w:eastAsia="Arial" w:hAnsi="Arial"/>
@@ -34135,7 +34135,7 @@
             <w:pPr>
               <w:spacing w:after="20" w:before="0"/>
             </w:pPr>
-            <w:hyperlink w:history="1" r:id="rIdpqlawtwjs0m0q9o77fzew">
+            <w:hyperlink w:history="1" r:id="rIdlzv_dwk8ol3s4oqo4c3lx">
               <w:r>
                 <w:rPr>
                   <w:rFonts w:ascii="Arial" w:cs="Arial" w:eastAsia="Arial" w:hAnsi="Arial"/>
@@ -34168,7 +34168,7 @@
               <w:spacing w:after="10" w:before="0"/>
               <w:ind w:left="120"/>
             </w:pPr>
-            <w:hyperlink w:history="1" r:id="rId4jlowfj6v-kvbt9btsauh">
+            <w:hyperlink w:history="1" r:id="rId4ljgu7bk6ar7a6b8k4sus">
               <w:r>
                 <w:rPr>
                   <w:rFonts w:ascii="Arial" w:cs="Arial" w:eastAsia="Arial" w:hAnsi="Arial"/>
@@ -34213,7 +34213,7 @@
             <w:pPr>
               <w:spacing w:after="20" w:before="0"/>
             </w:pPr>
-            <w:hyperlink w:history="1" r:id="rIdcqyqrhgpdwm3b3qoi6kv5">
+            <w:hyperlink w:history="1" r:id="rId7or_si2hpht2xharegqke">
               <w:r>
                 <w:rPr>
                   <w:rFonts w:ascii="Arial" w:cs="Arial" w:eastAsia="Arial" w:hAnsi="Arial"/>
@@ -34246,7 +34246,7 @@
               <w:spacing w:after="10" w:before="0"/>
               <w:ind w:left="120"/>
             </w:pPr>
-            <w:hyperlink w:history="1" r:id="rIdtx2knmmgkvjo_uxrgzkic">
+            <w:hyperlink w:history="1" r:id="rIdwafp6dfwupo_1j0sondmw">
               <w:r>
                 <w:rPr>
                   <w:rFonts w:ascii="Arial" w:cs="Arial" w:eastAsia="Arial" w:hAnsi="Arial"/>
@@ -34446,7 +34446,7 @@
             <w:pPr>
               <w:spacing w:after="20" w:before="0"/>
             </w:pPr>
-            <w:hyperlink w:history="1" r:id="rIdbv2vwvajzyy0e6ythbbdy">
+            <w:hyperlink w:history="1" r:id="rIdwlvxzs8xb2tp9kwbrkewo">
               <w:r>
                 <w:rPr>
                   <w:rFonts w:ascii="Arial" w:cs="Arial" w:eastAsia="Arial" w:hAnsi="Arial"/>
@@ -34479,7 +34479,7 @@
               <w:spacing w:after="10" w:before="0"/>
               <w:ind w:left="120"/>
             </w:pPr>
-            <w:hyperlink w:history="1" r:id="rIdgfap5sjynhyakpra_minc">
+            <w:hyperlink w:history="1" r:id="rIdhjaz1e1lmwayhas696vaa">
               <w:r>
                 <w:rPr>
                   <w:rFonts w:ascii="Arial" w:cs="Arial" w:eastAsia="Arial" w:hAnsi="Arial"/>
@@ -34524,7 +34524,7 @@
             <w:pPr>
               <w:spacing w:after="20" w:before="0"/>
             </w:pPr>
-            <w:hyperlink w:history="1" r:id="rIdwl-bztevgej0uie_ubme_">
+            <w:hyperlink w:history="1" r:id="rIdwn0rt8fwweapaf8wvhh9h">
               <w:r>
                 <w:rPr>
                   <w:rFonts w:ascii="Arial" w:cs="Arial" w:eastAsia="Arial" w:hAnsi="Arial"/>
@@ -34573,7 +34573,7 @@
               <w:spacing w:after="10" w:before="0"/>
               <w:ind w:left="120"/>
             </w:pPr>
-            <w:hyperlink w:history="1" r:id="rIdpsu1ns-jb5sakcpbykamf">
+            <w:hyperlink w:history="1" r:id="rIdrhpwoffwhjyhjtwpskhxe">
               <w:r>
                 <w:rPr>
                   <w:rFonts w:ascii="Arial" w:cs="Arial" w:eastAsia="Arial" w:hAnsi="Arial"/>
@@ -35098,7 +35098,7 @@
         </w:rPr>
         <w:t xml:space="preserve">© 2026 SeaVuria and ARES. Aligned with KICD objectives. Developed by SeaVuria; technical implementation by ARES (with AI assistance from Claude). Licensed under </w:t>
       </w:r>
-      <w:hyperlink w:history="1" r:id="rIduz3oc7me6mtiwn5i6ay75">
+      <w:hyperlink w:history="1" r:id="rIdkww5iozcwh5zrqehixpeo">
         <w:r>
           <w:rPr>
             <w:rFonts w:ascii="Arial" w:cs="Arial" w:eastAsia="Arial" w:hAnsi="Arial"/>
@@ -35119,7 +35119,7 @@
         </w:rPr>
         <w:t xml:space="preserve"> (</w:t>
       </w:r>
-      <w:hyperlink w:history="1" r:id="rIdwq6bjdv9r7qkg_0qmxes9">
+      <w:hyperlink w:history="1" r:id="rIdqqxnnx33_zwef9pjiq3-q">
         <w:r>
           <w:rPr>
             <w:rFonts w:ascii="Arial" w:cs="Arial" w:eastAsia="Arial" w:hAnsi="Arial"/>
